--- a/docs/MeshPlugin_Инструкция.docx
+++ b/docs/MeshPlugin_Инструкция.docx
@@ -935,7 +935,7 @@
                 <w:b w:val="false"/>
                 <w:bCs w:val="false"/>
               </w:rPr>
-              <w:t xml:space="preserve">LIRLAYERS</w:t>
+              <w:t xml:space="preserve">LIRWALLAXIS</w:t>
             </w:r>
           </w:p>
         </w:tc>
@@ -958,7 +958,7 @@
                 <w:b w:val="false"/>
                 <w:bCs w:val="false"/>
               </w:rPr>
-              <w:t xml:space="preserve">Разложить выбранное по слоям: контур плиты и линии сетки</w:t>
+              <w:t xml:space="preserve">Контуры стен → оси стен (основной путь)</w:t>
             </w:r>
           </w:p>
         </w:tc>
@@ -978,13 +978,6 @@
             <w:pPr>
               <w:spacing w:after="0" w:line="264"/>
             </w:pPr>
-            <w:r>
-              <w:rPr>
-                <w:b w:val="false"/>
-                <w:bCs w:val="false"/>
-              </w:rPr>
-              <w:t xml:space="preserve">2</w:t>
-            </w:r>
           </w:p>
         </w:tc>
         <w:tc>
@@ -1006,7 +999,7 @@
                 <w:b w:val="false"/>
                 <w:bCs w:val="false"/>
               </w:rPr>
-              <w:t xml:space="preserve">LIRWALLAXIS</w:t>
+              <w:t xml:space="preserve">LIRWALLS</w:t>
             </w:r>
           </w:p>
         </w:tc>
@@ -1029,7 +1022,7 @@
                 <w:b w:val="false"/>
                 <w:bCs w:val="false"/>
               </w:rPr>
-              <w:t xml:space="preserve">Контуры стен → оси стен (основной путь)</w:t>
+              <w:t xml:space="preserve">Перенести выбранное в стены вручную, если ось не вышла</w:t>
             </w:r>
           </w:p>
         </w:tc>
@@ -1070,7 +1063,7 @@
                 <w:b w:val="false"/>
                 <w:bCs w:val="false"/>
               </w:rPr>
-              <w:t xml:space="preserve">LIRWALLS</w:t>
+              <w:t xml:space="preserve">LIRWALLJOIN</w:t>
             </w:r>
           </w:p>
         </w:tc>
@@ -1093,7 +1086,7 @@
                 <w:b w:val="false"/>
                 <w:bCs w:val="false"/>
               </w:rPr>
-              <w:t xml:space="preserve">Перенести выбранное в стены вручную, если ось не вышла</w:t>
+              <w:t xml:space="preserve">При нужде: дотянуть и сшить разорванные оси</w:t>
             </w:r>
           </w:p>
         </w:tc>
@@ -1113,6 +1106,13 @@
             <w:pPr>
               <w:spacing w:after="0" w:line="264"/>
             </w:pPr>
+            <w:r>
+              <w:rPr>
+                <w:b w:val="false"/>
+                <w:bCs w:val="false"/>
+              </w:rPr>
+              <w:t xml:space="preserve">2</w:t>
+            </w:r>
           </w:p>
         </w:tc>
         <w:tc>
@@ -1134,7 +1134,7 @@
                 <w:b w:val="false"/>
                 <w:bCs w:val="false"/>
               </w:rPr>
-              <w:t xml:space="preserve">LIRWALLJOIN</w:t>
+              <w:t xml:space="preserve">LIRPYLON</w:t>
             </w:r>
           </w:p>
         </w:tc>
@@ -1157,7 +1157,7 @@
                 <w:b w:val="false"/>
                 <w:bCs w:val="false"/>
               </w:rPr>
-              <w:t xml:space="preserve">При нужде: дотянуть и сшить разорванные оси</w:t>
+              <w:t xml:space="preserve">Пилоны: ось-пластина и отпечаток контура на сетке</w:t>
             </w:r>
           </w:p>
         </w:tc>
@@ -1205,7 +1205,7 @@
                 <w:b w:val="false"/>
                 <w:bCs w:val="false"/>
               </w:rPr>
-              <w:t xml:space="preserve">LIRPYLON</w:t>
+              <w:t xml:space="preserve">LIRDOORS</w:t>
             </w:r>
           </w:p>
         </w:tc>
@@ -1228,7 +1228,7 @@
                 <w:b w:val="false"/>
                 <w:bCs w:val="false"/>
               </w:rPr>
-              <w:t xml:space="preserve">Пилоны: ось-пластина и отпечаток контура на сетке</w:t>
+              <w:t xml:space="preserve">Дверные проёмы (по желанию)</w:t>
             </w:r>
           </w:p>
         </w:tc>
@@ -1276,7 +1276,7 @@
                 <w:b w:val="false"/>
                 <w:bCs w:val="false"/>
               </w:rPr>
-              <w:t xml:space="preserve">LIRDOORS</w:t>
+              <w:t xml:space="preserve">LIRCHECK</w:t>
             </w:r>
           </w:p>
         </w:tc>
@@ -1299,7 +1299,7 @@
                 <w:b w:val="false"/>
                 <w:bCs w:val="false"/>
               </w:rPr>
-              <w:t xml:space="preserve">Дверные проёмы (по желанию)</w:t>
+              <w:t xml:space="preserve">Проверить план перед построением; чертёж не меняется</w:t>
             </w:r>
           </w:p>
         </w:tc>
@@ -1347,7 +1347,7 @@
                 <w:b w:val="false"/>
                 <w:bCs w:val="false"/>
               </w:rPr>
-              <w:t xml:space="preserve">LIRCHECK</w:t>
+              <w:t xml:space="preserve">LIRBUILD</w:t>
             </w:r>
           </w:p>
         </w:tc>
@@ -1370,7 +1370,7 @@
                 <w:b w:val="false"/>
                 <w:bCs w:val="false"/>
               </w:rPr>
-              <w:t xml:space="preserve">Проверить план перед построением; чертёж не меняется</w:t>
+              <w:t xml:space="preserve">Построить сетку</w:t>
             </w:r>
           </w:p>
         </w:tc>
@@ -1418,7 +1418,7 @@
                 <w:b w:val="false"/>
                 <w:bCs w:val="false"/>
               </w:rPr>
-              <w:t xml:space="preserve">LIRBUILD</w:t>
+              <w:t xml:space="preserve">LIRLAYERS</w:t>
             </w:r>
           </w:p>
         </w:tc>
@@ -1441,7 +1441,7 @@
                 <w:b w:val="false"/>
                 <w:bCs w:val="false"/>
               </w:rPr>
-              <w:t xml:space="preserve">Построить сетку</w:t>
+              <w:t xml:space="preserve">Построенную сетку и контур плиты — по слоям; здесь же задаётся толщина плиты</w:t>
             </w:r>
           </w:p>
         </w:tc>
@@ -1565,7 +1565,7 @@
           <w:sz w:val="25"/>
           <w:szCs w:val="25"/>
         </w:rPr>
-        <w:t xml:space="preserve">Шаг 1. LIRLAYERS — разложить по слоям</w:t>
+        <w:t xml:space="preserve">Шаг 1. LIRWALLAXIS — оси стен</w:t>
       </w:r>
     </w:p>
     <w:p>
@@ -1577,7 +1577,7 @@
           <w:b w:val="false"/>
           <w:bCs w:val="false"/>
         </w:rPr>
-        <w:t xml:space="preserve">Выберите контур плиты и, если они уже начерчены, линии сетки. Команда спросит толщину плиты и разложит выбранное: контур уйдёт в слой </w:t>
+        <w:t xml:space="preserve">Выберите контуры стен — замкнутые прямоугольные полилинии. Команда сама посчитает толщину по короткой стороне, построит осевую линию и положит её в слой </w:t>
       </w:r>
       <w:r>
         <w:rPr>
@@ -1587,31 +1587,72 @@
           <w:sz w:val="20"/>
           <w:szCs w:val="20"/>
         </w:rPr>
-        <w:t xml:space="preserve">FOUNDATION_SLABS(H-300)</w:t>
-      </w:r>
-      <w:r>
-        <w:rPr>
-          <w:b w:val="false"/>
-          <w:bCs w:val="false"/>
-        </w:rPr>
-        <w:t xml:space="preserve">, отрезки — в </w:t>
+        <w:t xml:space="preserve">WALLS(H-200)</w:t>
+      </w:r>
+      <w:r>
+        <w:rPr>
+          <w:b w:val="false"/>
+          <w:bCs w:val="false"/>
+        </w:rPr>
+        <w:t xml:space="preserve">. Исходные контуры остаются нетронутыми.</w:t>
+      </w:r>
+    </w:p>
+    <w:p>
+      <w:pPr>
+        <w:spacing w:after="120" w:line="276"/>
+      </w:pPr>
+      <w:r>
+        <w:rPr>
+          <w:b w:val="false"/>
+          <w:bCs w:val="false"/>
+        </w:rPr>
+        <w:t xml:space="preserve">Непрямоугольные контуры (Г-образные и подобные) пропускаются: для них постройте ось вручную и оформите её командой </w:t>
       </w:r>
       <w:r>
         <w:rPr>
           <w:rFonts w:ascii="Consolas" w:cs="Consolas" w:eastAsia="Consolas" w:hAnsi="Consolas"/>
-          <w:b w:val="false"/>
-          <w:bCs w:val="false"/>
+          <w:b/>
+          <w:bCs/>
           <w:sz w:val="20"/>
           <w:szCs w:val="20"/>
         </w:rPr>
-        <w:t xml:space="preserve">LINE_TRIANGULATION</w:t>
-      </w:r>
-      <w:r>
-        <w:rPr>
-          <w:b w:val="false"/>
-          <w:bCs w:val="false"/>
-        </w:rPr>
-        <w:t xml:space="preserve">.</w:t>
+        <w:t xml:space="preserve">LIRWALLS</w:t>
+      </w:r>
+      <w:r>
+        <w:rPr>
+          <w:b w:val="false"/>
+          <w:bCs w:val="false"/>
+        </w:rPr>
+        <w:t xml:space="preserve"> — выбрать уже начерченные оси и указать толщину. Для каждой толщины — свой вызов.</w:t>
+      </w:r>
+    </w:p>
+    <w:p>
+      <w:pPr>
+        <w:spacing w:after="120" w:line="276"/>
+      </w:pPr>
+      <w:r>
+        <w:rPr>
+          <w:b w:val="false"/>
+          <w:bCs w:val="false"/>
+        </w:rPr>
+        <w:t xml:space="preserve">Если оси не сходятся в углах, поможет </w:t>
+      </w:r>
+      <w:r>
+        <w:rPr>
+          <w:rFonts w:ascii="Consolas" w:cs="Consolas" w:eastAsia="Consolas" w:hAnsi="Consolas"/>
+          <w:b/>
+          <w:bCs/>
+          <w:sz w:val="20"/>
+          <w:szCs w:val="20"/>
+        </w:rPr>
+        <w:t xml:space="preserve">LIRWALLJOIN</w:t>
+      </w:r>
+      <w:r>
+        <w:rPr>
+          <w:b w:val="false"/>
+          <w:bCs w:val="false"/>
+        </w:rPr>
+        <w:t xml:space="preserve">: выберите оси и задайте максимальный зазор (по умолчанию 500 мм). Непараллельные оси продлеваются до пересечения — только удлиняются, — а коллинеарные оси одного слоя сливаются в одну.</w:t>
       </w:r>
     </w:p>
     <w:p>
@@ -1627,7 +1668,7 @@
           <w:sz w:val="25"/>
           <w:szCs w:val="25"/>
         </w:rPr>
-        <w:t xml:space="preserve">Шаг 2. LIRWALLAXIS — оси стен</w:t>
+        <w:t xml:space="preserve">Шаг 2. LIRPYLON — пилоны</w:t>
       </w:r>
     </w:p>
     <w:p>
@@ -1639,7 +1680,21 @@
           <w:b w:val="false"/>
           <w:bCs w:val="false"/>
         </w:rPr>
-        <w:t xml:space="preserve">Выберите контуры стен — замкнутые прямоугольные полилинии. Команда сама посчитает толщину по короткой стороне, построит осевую линию и положит её в слой </w:t>
+        <w:t xml:space="preserve">Выберите сечения пилонов — замкнутые прямоугольные полилинии без поворота. Пилон моделируется </w:t>
+      </w:r>
+      <w:r>
+        <w:rPr>
+          <w:b/>
+          <w:bCs/>
+        </w:rPr>
+        <w:t xml:space="preserve">одной осевой линией-пластиной</w:t>
+      </w:r>
+      <w:r>
+        <w:rPr>
+          <w:b w:val="false"/>
+          <w:bCs w:val="false"/>
+        </w:rPr>
+        <w:t xml:space="preserve"> вдоль длинной стороны сечения, толщина берётся по короткой стороне; ось ложится в слой </w:t>
       </w:r>
       <w:r>
         <w:rPr>
@@ -1649,14 +1704,14 @@
           <w:sz w:val="20"/>
           <w:szCs w:val="20"/>
         </w:rPr>
-        <w:t xml:space="preserve">WALLS(H-200)</w:t>
-      </w:r>
-      <w:r>
-        <w:rPr>
-          <w:b w:val="false"/>
-          <w:bCs w:val="false"/>
-        </w:rPr>
-        <w:t xml:space="preserve">. Исходные контуры остаются нетронутыми.</w:t>
+        <w:t xml:space="preserve">WALLS(H-300 PILON)</w:t>
+      </w:r>
+      <w:r>
+        <w:rPr>
+          <w:b w:val="false"/>
+          <w:bCs w:val="false"/>
+        </w:rPr>
+        <w:t xml:space="preserve">. Дальше это обычная стена: сетка проходит сквозь пилон, а узел точно в центре поперёк оси построение обеспечивает само.</w:t>
       </w:r>
     </w:p>
     <w:p>
@@ -1668,53 +1723,38 @@
           <w:b w:val="false"/>
           <w:bCs w:val="false"/>
         </w:rPr>
-        <w:t xml:space="preserve">Непрямоугольные контуры (Г-образные и подобные) пропускаются: для них постройте ось вручную и оформите её командой </w:t>
+        <w:t xml:space="preserve">Исходный контур сохраняется в служебном слое </w:t>
       </w:r>
       <w:r>
         <w:rPr>
           <w:rFonts w:ascii="Consolas" w:cs="Consolas" w:eastAsia="Consolas" w:hAnsi="Consolas"/>
+          <w:b w:val="false"/>
+          <w:bCs w:val="false"/>
+          <w:sz w:val="20"/>
+          <w:szCs w:val="20"/>
+        </w:rPr>
+        <w:t xml:space="preserve">MESH_PYLONS</w:t>
+      </w:r>
+      <w:r>
+        <w:rPr>
+          <w:b w:val="false"/>
+          <w:bCs w:val="false"/>
+        </w:rPr>
+        <w:t xml:space="preserve">. По нему построение делает </w:t>
+      </w:r>
+      <w:r>
+        <w:rPr>
           <w:b/>
           <w:bCs/>
-          <w:sz w:val="20"/>
-          <w:szCs w:val="20"/>
-        </w:rPr>
-        <w:t xml:space="preserve">LIRWALLS</w:t>
-      </w:r>
-      <w:r>
-        <w:rPr>
-          <w:b w:val="false"/>
-          <w:bCs w:val="false"/>
-        </w:rPr>
-        <w:t xml:space="preserve"> — выбрать уже начерченные оси и указать толщину. Для каждой толщины — свой вызов.</w:t>
-      </w:r>
-    </w:p>
-    <w:p>
-      <w:pPr>
-        <w:spacing w:after="120" w:line="276"/>
-      </w:pPr>
-      <w:r>
-        <w:rPr>
-          <w:b w:val="false"/>
-          <w:bCs w:val="false"/>
-        </w:rPr>
-        <w:t xml:space="preserve">Если оси не сходятся в углах, поможет </w:t>
-      </w:r>
-      <w:r>
-        <w:rPr>
-          <w:rFonts w:ascii="Consolas" w:cs="Consolas" w:eastAsia="Consolas" w:hAnsi="Consolas"/>
-          <w:b/>
-          <w:bCs/>
-          <w:sz w:val="20"/>
-          <w:szCs w:val="20"/>
-        </w:rPr>
-        <w:t xml:space="preserve">LIRWALLJOIN</w:t>
-      </w:r>
-      <w:r>
-        <w:rPr>
-          <w:b w:val="false"/>
-          <w:bCs w:val="false"/>
-        </w:rPr>
-        <w:t xml:space="preserve">: выберите оси и задайте максимальный зазор (по умолчанию 500 мм). Непараллельные оси продлеваются до пересечения — только удлиняются, — а коллинеарные оси одного слоя сливаются в одну.</w:t>
+        </w:rPr>
+        <w:t xml:space="preserve">отпечаток пилона на плите</w:t>
+      </w:r>
+      <w:r>
+        <w:rPr>
+          <w:b w:val="false"/>
+          <w:bCs w:val="false"/>
+        </w:rPr>
+        <w:t xml:space="preserve">: углы сечения становятся узлами сетки, а внутри отпечатка строится мелкая сетка около 100 мм. Повторный запуск команды на том же контуре заменяет прежнюю ось, а не добавляет вторую.</w:t>
       </w:r>
     </w:p>
     <w:p>
@@ -1730,109 +1770,7 @@
           <w:sz w:val="25"/>
           <w:szCs w:val="25"/>
         </w:rPr>
-        <w:t xml:space="preserve">Шаг 3. LIRPYLON — пилоны</w:t>
-      </w:r>
-    </w:p>
-    <w:p>
-      <w:pPr>
-        <w:spacing w:after="120" w:line="276"/>
-      </w:pPr>
-      <w:r>
-        <w:rPr>
-          <w:b w:val="false"/>
-          <w:bCs w:val="false"/>
-        </w:rPr>
-        <w:t xml:space="preserve">Выберите сечения пилонов — замкнутые прямоугольные полилинии без поворота. Пилон моделируется </w:t>
-      </w:r>
-      <w:r>
-        <w:rPr>
-          <w:b/>
-          <w:bCs/>
-        </w:rPr>
-        <w:t xml:space="preserve">одной осевой линией-пластиной</w:t>
-      </w:r>
-      <w:r>
-        <w:rPr>
-          <w:b w:val="false"/>
-          <w:bCs w:val="false"/>
-        </w:rPr>
-        <w:t xml:space="preserve"> вдоль длинной стороны сечения, толщина берётся по короткой стороне; ось ложится в слой </w:t>
-      </w:r>
-      <w:r>
-        <w:rPr>
-          <w:rFonts w:ascii="Consolas" w:cs="Consolas" w:eastAsia="Consolas" w:hAnsi="Consolas"/>
-          <w:b w:val="false"/>
-          <w:bCs w:val="false"/>
-          <w:sz w:val="20"/>
-          <w:szCs w:val="20"/>
-        </w:rPr>
-        <w:t xml:space="preserve">WALLS(H-300 PILON)</w:t>
-      </w:r>
-      <w:r>
-        <w:rPr>
-          <w:b w:val="false"/>
-          <w:bCs w:val="false"/>
-        </w:rPr>
-        <w:t xml:space="preserve">. Дальше это обычная стена: сетка проходит сквозь пилон, а узел точно в центре поперёк оси построение обеспечивает само.</w:t>
-      </w:r>
-    </w:p>
-    <w:p>
-      <w:pPr>
-        <w:spacing w:after="120" w:line="276"/>
-      </w:pPr>
-      <w:r>
-        <w:rPr>
-          <w:b w:val="false"/>
-          <w:bCs w:val="false"/>
-        </w:rPr>
-        <w:t xml:space="preserve">Исходный контур сохраняется в служебном слое </w:t>
-      </w:r>
-      <w:r>
-        <w:rPr>
-          <w:rFonts w:ascii="Consolas" w:cs="Consolas" w:eastAsia="Consolas" w:hAnsi="Consolas"/>
-          <w:b w:val="false"/>
-          <w:bCs w:val="false"/>
-          <w:sz w:val="20"/>
-          <w:szCs w:val="20"/>
-        </w:rPr>
-        <w:t xml:space="preserve">MESH_PYLONS</w:t>
-      </w:r>
-      <w:r>
-        <w:rPr>
-          <w:b w:val="false"/>
-          <w:bCs w:val="false"/>
-        </w:rPr>
-        <w:t xml:space="preserve">. По нему построение делает </w:t>
-      </w:r>
-      <w:r>
-        <w:rPr>
-          <w:b/>
-          <w:bCs/>
-        </w:rPr>
-        <w:t xml:space="preserve">отпечаток пилона на плите</w:t>
-      </w:r>
-      <w:r>
-        <w:rPr>
-          <w:b w:val="false"/>
-          <w:bCs w:val="false"/>
-        </w:rPr>
-        <w:t xml:space="preserve">: углы сечения становятся узлами сетки, а внутри отпечатка строится мелкая сетка около 100 мм. Повторный запуск команды на том же контуре заменяет прежнюю ось, а не добавляет вторую.</w:t>
-      </w:r>
-    </w:p>
-    <w:p>
-      <w:pPr>
-        <w:pStyle w:val="Heading2"/>
-        <w:spacing w:after="120" w:before="280"/>
-      </w:pPr>
-      <w:r>
-        <w:rPr>
-          <w:b/>
-          <w:bCs/>
-          <w:color w:val="1F4E79"/>
-          <w:sz w:val="25"/>
-          <w:szCs w:val="25"/>
-        </w:rPr>
-        <w:t xml:space="preserve">Шаг 4. LIRDOORS — дверные проёмы</w:t>
+        <w:t xml:space="preserve">Шаг 3. LIRDOORS — дверные проёмы</w:t>
       </w:r>
     </w:p>
     <w:p>
@@ -1989,7 +1927,7 @@
           <w:sz w:val="25"/>
           <w:szCs w:val="25"/>
         </w:rPr>
-        <w:t xml:space="preserve">Шаг 5. LIRCHECK — проверка плана</w:t>
+        <w:t xml:space="preserve">Шаг 4. LIRCHECK — проверка плана</w:t>
       </w:r>
     </w:p>
     <w:p>
@@ -2167,7 +2105,7 @@
           <w:sz w:val="25"/>
           <w:szCs w:val="25"/>
         </w:rPr>
-        <w:t xml:space="preserve">Шаг 6. LIRBUILD — построить сетку</w:t>
+        <w:t xml:space="preserve">Шаг 5. LIRBUILD — построить сетку</w:t>
       </w:r>
     </w:p>
     <w:p>
@@ -2210,6 +2148,159 @@
         </w:rPr>
         <w:t xml:space="preserve"> появятся круги: это места, из-за которых оно встало. Сам чертёж при этом не меняется — исправьте отмеченное и повторите.</w:t>
       </w:r>
+    </w:p>
+    <w:p>
+      <w:pPr>
+        <w:pStyle w:val="Heading2"/>
+        <w:spacing w:after="120" w:before="280"/>
+      </w:pPr>
+      <w:r>
+        <w:rPr>
+          <w:b/>
+          <w:bCs/>
+          <w:color w:val="1F4E79"/>
+          <w:sz w:val="25"/>
+          <w:szCs w:val="25"/>
+        </w:rPr>
+        <w:t xml:space="preserve">Шаг 6. LIRLAYERS — разложить построенное по слоям</w:t>
+      </w:r>
+    </w:p>
+    <w:p>
+      <w:pPr>
+        <w:spacing w:after="120" w:line="276"/>
+      </w:pPr>
+      <w:r>
+        <w:rPr>
+          <w:b w:val="false"/>
+          <w:bCs w:val="false"/>
+        </w:rPr>
+        <w:t xml:space="preserve">Выберите рамкой построенную сетку и контур плиты. Команда спросит толщину плиты и разложит выбранное: контур уйдёт в слой </w:t>
+      </w:r>
+      <w:r>
+        <w:rPr>
+          <w:rFonts w:ascii="Consolas" w:cs="Consolas" w:eastAsia="Consolas" w:hAnsi="Consolas"/>
+          <w:b w:val="false"/>
+          <w:bCs w:val="false"/>
+          <w:sz w:val="20"/>
+          <w:szCs w:val="20"/>
+        </w:rPr>
+        <w:t xml:space="preserve">FOUNDATION_SLABS(H-300)</w:t>
+      </w:r>
+      <w:r>
+        <w:rPr>
+          <w:b w:val="false"/>
+          <w:bCs w:val="false"/>
+        </w:rPr>
+        <w:t xml:space="preserve">, отрезки сетки — в </w:t>
+      </w:r>
+      <w:r>
+        <w:rPr>
+          <w:rFonts w:ascii="Consolas" w:cs="Consolas" w:eastAsia="Consolas" w:hAnsi="Consolas"/>
+          <w:b w:val="false"/>
+          <w:bCs w:val="false"/>
+          <w:sz w:val="20"/>
+          <w:szCs w:val="20"/>
+        </w:rPr>
+        <w:t xml:space="preserve">LINE_TRIANGULATION</w:t>
+      </w:r>
+      <w:r>
+        <w:rPr>
+          <w:b w:val="false"/>
+          <w:bCs w:val="false"/>
+        </w:rPr>
+        <w:t xml:space="preserve">. Служебные слои — стены, пилоны, двери, отверстия, маркеры — команда не трогает, поэтому выбирать можно всё подряд.</w:t>
+      </w:r>
+    </w:p>
+    <w:p>
+      <w:pPr>
+        <w:spacing w:after="160"/>
+      </w:pPr>
+    </w:p>
+    <w:tbl>
+      <w:tblPr>
+        <w:tblW w:type="dxa" w:w="9350"/>
+        <w:tblBorders>
+          <w:top w:val="single" w:color="auto" w:sz="4"/>
+          <w:left w:val="single" w:color="auto" w:sz="4"/>
+          <w:bottom w:val="single" w:color="auto" w:sz="4"/>
+          <w:right w:val="single" w:color="auto" w:sz="4"/>
+          <w:insideH w:val="single" w:color="auto" w:sz="4"/>
+          <w:insideV w:val="single" w:color="auto" w:sz="4"/>
+        </w:tblBorders>
+      </w:tblPr>
+      <w:tblGrid>
+        <w:gridCol w:w="9350"/>
+      </w:tblGrid>
+      <w:tr>
+        <w:tc>
+          <w:tcPr>
+            <w:tcW w:type="dxa" w:w="9350"/>
+            <w:shd w:fill="F2F2F2" w:val="clear"/>
+            <w:tcMar>
+              <w:top w:type="dxa" w:w="120"/>
+              <w:left w:type="dxa" w:w="160"/>
+              <w:bottom w:type="dxa" w:w="120"/>
+              <w:right w:type="dxa" w:w="160"/>
+            </w:tcMar>
+          </w:tcPr>
+          <w:p>
+            <w:pPr>
+              <w:spacing w:after="0" w:line="276"/>
+            </w:pPr>
+            <w:r>
+              <w:rPr>
+                <w:b/>
+                <w:bCs/>
+                <w:color w:val="9C2B00"/>
+              </w:rPr>
+              <w:t xml:space="preserve">Почему не в начале: </w:t>
+            </w:r>
+            <w:r>
+              <w:rPr>
+                <w:b w:val="false"/>
+                <w:bCs w:val="false"/>
+              </w:rPr>
+              <w:t xml:space="preserve">построение рисует сетку на </w:t>
+            </w:r>
+            <w:r>
+              <w:rPr>
+                <w:b/>
+                <w:bCs/>
+              </w:rPr>
+              <w:t xml:space="preserve">текущем слое</w:t>
+            </w:r>
+            <w:r>
+              <w:rPr>
+                <w:b w:val="false"/>
+                <w:bCs w:val="false"/>
+              </w:rPr>
+              <w:t xml:space="preserve"> чертежа, а экспорт берёт линии только из </w:t>
+            </w:r>
+            <w:r>
+              <w:rPr>
+                <w:rFonts w:ascii="Consolas" w:cs="Consolas" w:eastAsia="Consolas" w:hAnsi="Consolas"/>
+                <w:b w:val="false"/>
+                <w:bCs w:val="false"/>
+                <w:sz w:val="20"/>
+                <w:szCs w:val="20"/>
+              </w:rPr>
+              <w:t xml:space="preserve">LINE_TRIANGULATION</w:t>
+            </w:r>
+            <w:r>
+              <w:rPr>
+                <w:b w:val="false"/>
+                <w:bCs w:val="false"/>
+              </w:rPr>
+              <w:t xml:space="preserve"> и толщину плиты — только из имени слоя контура. Пропустите этот шаг — экспорт не найдёт ни сетки, ни толщины.</w:t>
+            </w:r>
+          </w:p>
+        </w:tc>
+      </w:tr>
+    </w:tbl>
+    <w:p>
+      <w:pPr>
+        <w:spacing w:after="120" w:line="276"/>
+      </w:pPr>
     </w:p>
     <w:p>
       <w:pPr>
@@ -3900,6 +3991,88 @@
                 <w:bCs w:val="false"/>
               </w:rPr>
               <w:t xml:space="preserve">.</w:t>
+            </w:r>
+          </w:p>
+        </w:tc>
+      </w:tr>
+      <w:tr>
+        <w:tc>
+          <w:tcPr>
+            <w:tcW w:type="dxa" w:w="2600"/>
+            <w:tcMar>
+              <w:top w:type="dxa" w:w="80"/>
+              <w:left w:type="dxa" w:w="120"/>
+              <w:bottom w:type="dxa" w:w="80"/>
+              <w:right w:type="dxa" w:w="120"/>
+            </w:tcMar>
+          </w:tcPr>
+          <w:p>
+            <w:pPr>
+              <w:spacing w:after="0" w:line="264"/>
+            </w:pPr>
+            <w:r>
+              <w:rPr>
+                <w:b w:val="false"/>
+                <w:bCs w:val="false"/>
+              </w:rPr>
+              <w:t xml:space="preserve">Экспорт не нашёл сетку или толщину плиты</w:t>
+            </w:r>
+          </w:p>
+        </w:tc>
+        <w:tc>
+          <w:tcPr>
+            <w:tcW w:type="dxa" w:w="6750"/>
+            <w:tcMar>
+              <w:top w:type="dxa" w:w="80"/>
+              <w:left w:type="dxa" w:w="120"/>
+              <w:bottom w:type="dxa" w:w="80"/>
+              <w:right w:type="dxa" w:w="120"/>
+            </w:tcMar>
+          </w:tcPr>
+          <w:p>
+            <w:pPr>
+              <w:spacing w:after="0" w:line="264"/>
+            </w:pPr>
+            <w:r>
+              <w:rPr>
+                <w:b w:val="false"/>
+                <w:bCs w:val="false"/>
+              </w:rPr>
+              <w:t xml:space="preserve">Пропущен шаг 6: после построения нужно прогнать </w:t>
+            </w:r>
+            <w:r>
+              <w:rPr>
+                <w:rFonts w:ascii="Consolas" w:cs="Consolas" w:eastAsia="Consolas" w:hAnsi="Consolas"/>
+                <w:b w:val="false"/>
+                <w:bCs w:val="false"/>
+                <w:sz w:val="20"/>
+                <w:szCs w:val="20"/>
+              </w:rPr>
+              <w:t xml:space="preserve">LIRLAYERS</w:t>
+            </w:r>
+            <w:r>
+              <w:rPr>
+                <w:b w:val="false"/>
+                <w:bCs w:val="false"/>
+              </w:rPr>
+              <w:t xml:space="preserve">. Сетка рисуется на текущем слое, а экспорт читает только </w:t>
+            </w:r>
+            <w:r>
+              <w:rPr>
+                <w:rFonts w:ascii="Consolas" w:cs="Consolas" w:eastAsia="Consolas" w:hAnsi="Consolas"/>
+                <w:b w:val="false"/>
+                <w:bCs w:val="false"/>
+                <w:sz w:val="20"/>
+                <w:szCs w:val="20"/>
+              </w:rPr>
+              <w:t xml:space="preserve">LINE_TRIANGULATION</w:t>
+            </w:r>
+            <w:r>
+              <w:rPr>
+                <w:b w:val="false"/>
+                <w:bCs w:val="false"/>
+              </w:rPr>
+              <w:t xml:space="preserve">; толщина берётся из имени слоя контура.</w:t>
             </w:r>
           </w:p>
         </w:tc>

--- a/docs/MeshPlugin_Инструкция.docx
+++ b/docs/MeshPlugin_Инструкция.docx
@@ -2253,28 +2253,14 @@
                 <w:bCs/>
                 <w:color w:val="9C2B00"/>
               </w:rPr>
-              <w:t xml:space="preserve">Почему не в начале: </w:t>
-            </w:r>
-            <w:r>
-              <w:rPr>
-                <w:b w:val="false"/>
-                <w:bCs w:val="false"/>
-              </w:rPr>
-              <w:t xml:space="preserve">построение рисует сетку на </w:t>
-            </w:r>
-            <w:r>
-              <w:rPr>
-                <w:b/>
-                <w:bCs/>
-              </w:rPr>
-              <w:t xml:space="preserve">текущем слое</w:t>
-            </w:r>
-            <w:r>
-              <w:rPr>
-                <w:b w:val="false"/>
-                <w:bCs w:val="false"/>
-              </w:rPr>
-              <w:t xml:space="preserve"> чертежа, а экспорт берёт линии только из </w:t>
+              <w:t xml:space="preserve">Зачем этот шаг: </w:t>
+            </w:r>
+            <w:r>
+              <w:rPr>
+                <w:b w:val="false"/>
+                <w:bCs w:val="false"/>
+              </w:rPr>
+              <w:t xml:space="preserve">экспорт берёт толщину плиты только из имени слоя контура. Саму сетку перекладывать не нужно — построение сразу рисует её в </w:t>
             </w:r>
             <w:r>
               <w:rPr>
@@ -2291,7 +2277,7 @@
                 <w:b w:val="false"/>
                 <w:bCs w:val="false"/>
               </w:rPr>
-              <w:t xml:space="preserve"> и толщину плиты — только из имени слоя контура. Пропустите этот шаг — экспорт не найдёт ни сетки, ни толщины.</w:t>
+              <w:t xml:space="preserve">.</w:t>
             </w:r>
           </w:p>
         </w:tc>
@@ -4015,7 +4001,7 @@
                 <w:b w:val="false"/>
                 <w:bCs w:val="false"/>
               </w:rPr>
-              <w:t xml:space="preserve">Экспорт не нашёл сетку или толщину плиты</w:t>
+              <w:t xml:space="preserve">Экспорт не нашёл толщину плиты</w:t>
             </w:r>
           </w:p>
         </w:tc>
@@ -4038,7 +4024,7 @@
                 <w:b w:val="false"/>
                 <w:bCs w:val="false"/>
               </w:rPr>
-              <w:t xml:space="preserve">Пропущен шаг 6: после построения нужно прогнать </w:t>
+              <w:t xml:space="preserve">Пропущен шаг 6: контур плиты должен лежать в слое </w:t>
             </w:r>
             <w:r>
               <w:rPr>
@@ -4048,14 +4034,14 @@
                 <w:sz w:val="20"/>
                 <w:szCs w:val="20"/>
               </w:rPr>
-              <w:t xml:space="preserve">LIRLAYERS</w:t>
-            </w:r>
-            <w:r>
-              <w:rPr>
-                <w:b w:val="false"/>
-                <w:bCs w:val="false"/>
-              </w:rPr>
-              <w:t xml:space="preserve">. Сетка рисуется на текущем слое, а экспорт читает только </w:t>
+              <w:t xml:space="preserve">FOUNDATION_SLABS(H-...)</w:t>
+            </w:r>
+            <w:r>
+              <w:rPr>
+                <w:b w:val="false"/>
+                <w:bCs w:val="false"/>
+              </w:rPr>
+              <w:t xml:space="preserve">, толщина берётся из имени слоя. Прогоните </w:t>
             </w:r>
             <w:r>
               <w:rPr>
@@ -4065,6 +4051,23 @@
                 <w:sz w:val="20"/>
                 <w:szCs w:val="20"/>
               </w:rPr>
+              <w:t xml:space="preserve">LIRLAYERS</w:t>
+            </w:r>
+            <w:r>
+              <w:rPr>
+                <w:b w:val="false"/>
+                <w:bCs w:val="false"/>
+              </w:rPr>
+              <w:t xml:space="preserve">. Сетку искать не нужно — построение кладёт её в </w:t>
+            </w:r>
+            <w:r>
+              <w:rPr>
+                <w:rFonts w:ascii="Consolas" w:cs="Consolas" w:eastAsia="Consolas" w:hAnsi="Consolas"/>
+                <w:b w:val="false"/>
+                <w:bCs w:val="false"/>
+                <w:sz w:val="20"/>
+                <w:szCs w:val="20"/>
+              </w:rPr>
               <w:t xml:space="preserve">LINE_TRIANGULATION</w:t>
             </w:r>
             <w:r>
@@ -4072,7 +4075,55 @@
                 <w:b w:val="false"/>
                 <w:bCs w:val="false"/>
               </w:rPr>
-              <w:t xml:space="preserve">; толщина берётся из имени слоя контура.</w:t>
+              <w:t xml:space="preserve"> само.</w:t>
+            </w:r>
+          </w:p>
+        </w:tc>
+      </w:tr>
+      <w:tr>
+        <w:tc>
+          <w:tcPr>
+            <w:tcW w:type="dxa" w:w="2600"/>
+            <w:tcMar>
+              <w:top w:type="dxa" w:w="80"/>
+              <w:left w:type="dxa" w:w="120"/>
+              <w:bottom w:type="dxa" w:w="80"/>
+              <w:right w:type="dxa" w:w="120"/>
+            </w:tcMar>
+          </w:tcPr>
+          <w:p>
+            <w:pPr>
+              <w:spacing w:after="0" w:line="264"/>
+            </w:pPr>
+            <w:r>
+              <w:rPr>
+                <w:b w:val="false"/>
+                <w:bCs w:val="false"/>
+              </w:rPr>
+              <w:t xml:space="preserve">AutoCAD завис при построении</w:t>
+            </w:r>
+          </w:p>
+        </w:tc>
+        <w:tc>
+          <w:tcPr>
+            <w:tcW w:type="dxa" w:w="6750"/>
+            <w:tcMar>
+              <w:top w:type="dxa" w:w="80"/>
+              <w:left w:type="dxa" w:w="120"/>
+              <w:bottom w:type="dxa" w:w="80"/>
+              <w:right w:type="dxa" w:w="120"/>
+            </w:tcMar>
+          </w:tcPr>
+          <w:p>
+            <w:pPr>
+              <w:spacing w:after="0" w:line="264"/>
+            </w:pPr>
+            <w:r>
+              <w:rPr>
+                <w:b w:val="false"/>
+                <w:bCs w:val="false"/>
+              </w:rPr>
+              <w:t xml:space="preserve">Посмотрите строку «Найдено сегментов стен»: если их тысячи, на слое стен лежат линии сетки от прошлого построения — удалите их быстрым выбором (QSELECT) по слою стен с типом «Отрезок». С версии от 06.10.2026 команда такой чертёж не считает, а останавливается и пишет об этом.</w:t>
             </w:r>
           </w:p>
         </w:tc>
@@ -4183,7 +4234,7 @@
       </w:r>
     </w:p>
     <w:sectPr>
-      <w:footerReference w:type="default" r:id="rId7"/>
+      <w:footerReference w:type="default" r:id="rId6"/>
       <w:pgSz w:w="11906" w:h="16838" w:orient="portrait"/>
       <w:pgMar w:top="1134" w:right="850" w:bottom="1134" w:left="1300" w:header="708" w:footer="708" w:gutter="0"/>
       <w:pgNumType/>
@@ -4191,10 +4242,6 @@
     </w:sectPr>
   </w:body>
 </w:document>
-</file>
-
-<file path=word/comments.xml><?xml version="1.0" encoding="utf-8"?>
-<w:comments xmlns:cx="http://schemas.microsoft.com/office/drawing/2014/chartex" xmlns:cx1="http://schemas.microsoft.com/office/drawing/2015/9/8/chartex" xmlns:cx2="http://schemas.microsoft.com/office/drawing/2015/10/21/chartex" xmlns:cx3="http://schemas.microsoft.com/office/drawing/2016/5/9/chartex" xmlns:cx4="http://schemas.microsoft.com/office/drawing/2016/5/10/chartex" xmlns:cx5="http://schemas.microsoft.com/office/drawing/2016/5/11/chartex" xmlns:cx6="http://schemas.microsoft.com/office/drawing/2016/5/12/chartex" xmlns:cx7="http://schemas.microsoft.com/office/drawing/2016/5/13/chartex" xmlns:cx8="http://schemas.microsoft.com/office/drawing/2016/5/14/chartex" xmlns:mc="http://schemas.openxmlformats.org/markup-compatibility/2006" xmlns:aink="http://schemas.microsoft.com/office/drawing/2016/ink" xmlns:am3d="http://schemas.microsoft.com/office/drawing/2017/model3d" xmlns:o="urn:schemas-microsoft-com:office:office" xmlns:r="http://schemas.openxmlformats.org/officeDocument/2006/relationships" xmlns:m="http://schemas.openxmlformats.org/officeDocument/2006/math" xmlns:v="urn:schemas-microsoft-com:vml" xmlns:wp14="http://schemas.microsoft.com/office/word/2010/wordprocessingDrawing" xmlns:wp="http://schemas.openxmlformats.org/drawingml/2006/wordprocessingDrawing" xmlns:w10="urn:schemas-microsoft-com:office:word" xmlns:w="http://schemas.openxmlformats.org/wordprocessingml/2006/main" xmlns:w14="http://schemas.microsoft.com/office/word/2010/wordml" xmlns:w15="http://schemas.microsoft.com/office/word/2012/wordml" xmlns:w16cex="http://schemas.microsoft.com/office/word/2018/wordml/cex" xmlns:w16cid="http://schemas.microsoft.com/office/word/2016/wordml/cid" xmlns:w16="http://schemas.microsoft.com/office/word/2018/wordml" xmlns:w16sdtdh="http://schemas.microsoft.com/office/word/2020/wordml/sdtdatahash" xmlns:w16se="http://schemas.microsoft.com/office/word/2015/wordml/symex" xmlns:wpg="http://schemas.microsoft.com/office/word/2010/wordprocessingGroup" xmlns:wpi="http://schemas.microsoft.com/office/word/2010/wordprocessingInk" xmlns:wne="http://schemas.microsoft.com/office/word/2006/wordml" xmlns:wps="http://schemas.microsoft.com/office/word/2010/wordprocessingShape"/>
 </file>
 
 <file path=word/endnotes.xml><?xml version="1.0" encoding="utf-8"?>
@@ -4296,7 +4343,7 @@
 <w:numbering xmlns:wpc="http://schemas.microsoft.com/office/word/2010/wordprocessingCanvas" xmlns:mc="http://schemas.openxmlformats.org/markup-compatibility/2006" xmlns:o="urn:schemas-microsoft-com:office:office" xmlns:r="http://schemas.openxmlformats.org/officeDocument/2006/relationships" xmlns:m="http://schemas.openxmlformats.org/officeDocument/2006/math" xmlns:v="urn:schemas-microsoft-com:vml" xmlns:wp14="http://schemas.microsoft.com/office/word/2010/wordprocessingDrawing" xmlns:wp="http://schemas.openxmlformats.org/drawingml/2006/wordprocessingDrawing" xmlns:w10="urn:schemas-microsoft-com:office:word" xmlns:w="http://schemas.openxmlformats.org/wordprocessingml/2006/main" xmlns:w14="http://schemas.microsoft.com/office/word/2010/wordml" xmlns:w15="http://schemas.microsoft.com/office/word/2012/wordml" xmlns:wpg="http://schemas.microsoft.com/office/word/2010/wordprocessingGroup" xmlns:wpi="http://schemas.microsoft.com/office/word/2010/wordprocessingInk" xmlns:wne="http://schemas.microsoft.com/office/word/2006/wordml" xmlns:wps="http://schemas.microsoft.com/office/word/2010/wordprocessingShape" mc:Ignorable="w14 w15 wp14">
   <w:abstractNum w:abstractNumId="1" w15:restartNumberingAfterBreak="0">
     <w:multiLevelType w:val="hybridMultilevel"/>
-    <w:lvl w:ilvl="0" w15:tentative="1">
+    <w:lvl w:ilvl="0" w:tentative="1">
       <w:start w:val="1"/>
       <w:numFmt w:val="bullet"/>
       <w:lvlText w:val="●"/>
@@ -4305,7 +4352,7 @@
         <w:ind w:left="720" w:hanging="360"/>
       </w:pPr>
     </w:lvl>
-    <w:lvl w:ilvl="1" w15:tentative="1">
+    <w:lvl w:ilvl="1" w:tentative="1">
       <w:start w:val="1"/>
       <w:numFmt w:val="bullet"/>
       <w:lvlText w:val="○"/>
@@ -4314,7 +4361,7 @@
         <w:ind w:left="1440" w:hanging="360"/>
       </w:pPr>
     </w:lvl>
-    <w:lvl w:ilvl="2" w15:tentative="1">
+    <w:lvl w:ilvl="2" w:tentative="1">
       <w:start w:val="1"/>
       <w:numFmt w:val="bullet"/>
       <w:lvlText w:val="■"/>
@@ -4323,7 +4370,7 @@
         <w:ind w:left="2160" w:hanging="360"/>
       </w:pPr>
     </w:lvl>
-    <w:lvl w:ilvl="3" w15:tentative="1">
+    <w:lvl w:ilvl="3" w:tentative="1">
       <w:start w:val="1"/>
       <w:numFmt w:val="bullet"/>
       <w:lvlText w:val="●"/>
@@ -4332,7 +4379,7 @@
         <w:ind w:left="2880" w:hanging="360"/>
       </w:pPr>
     </w:lvl>
-    <w:lvl w:ilvl="4" w15:tentative="1">
+    <w:lvl w:ilvl="4" w:tentative="1">
       <w:start w:val="1"/>
       <w:numFmt w:val="bullet"/>
       <w:lvlText w:val="○"/>
@@ -4341,7 +4388,7 @@
         <w:ind w:left="3600" w:hanging="360"/>
       </w:pPr>
     </w:lvl>
-    <w:lvl w:ilvl="5" w15:tentative="1">
+    <w:lvl w:ilvl="5" w:tentative="1">
       <w:start w:val="1"/>
       <w:numFmt w:val="bullet"/>
       <w:lvlText w:val="■"/>
@@ -4350,7 +4397,7 @@
         <w:ind w:left="4320" w:hanging="360"/>
       </w:pPr>
     </w:lvl>
-    <w:lvl w:ilvl="6" w15:tentative="1">
+    <w:lvl w:ilvl="6" w:tentative="1">
       <w:start w:val="1"/>
       <w:numFmt w:val="bullet"/>
       <w:lvlText w:val="●"/>
@@ -4359,7 +4406,7 @@
         <w:ind w:left="5040" w:hanging="360"/>
       </w:pPr>
     </w:lvl>
-    <w:lvl w:ilvl="7" w15:tentative="1">
+    <w:lvl w:ilvl="7" w:tentative="1">
       <w:start w:val="1"/>
       <w:numFmt w:val="bullet"/>
       <w:lvlText w:val="●"/>
@@ -4368,7 +4415,7 @@
         <w:ind w:left="5760" w:hanging="360"/>
       </w:pPr>
     </w:lvl>
-    <w:lvl w:ilvl="8" w15:tentative="1">
+    <w:lvl w:ilvl="8" w:tentative="1">
       <w:start w:val="1"/>
       <w:numFmt w:val="bullet"/>
       <w:lvlText w:val="●"/>
@@ -4380,7 +4427,7 @@
   </w:abstractNum>
   <w:abstractNum w:abstractNumId="2" w15:restartNumberingAfterBreak="0">
     <w:multiLevelType w:val="hybridMultilevel"/>
-    <w:lvl w:ilvl="0" w15:tentative="1">
+    <w:lvl w:ilvl="0" w:tentative="1">
       <w:start w:val="1"/>
       <w:numFmt w:val="bullet"/>
       <w:lvlText w:val="•"/>
@@ -4421,6 +4468,10 @@
       </w:pPr>
     </w:pPrDefault>
   </w:docDefaults>
+  <w:style w:type="paragraph" w:styleId="Normal" w:default="1">
+    <w:name w:val="Normal"/>
+    <w:qFormat/>
+  </w:style>
   <w:style w:type="paragraph" w:styleId="Title">
     <w:name w:val="Title"/>
     <w:basedOn w:val="Normal"/>
@@ -4593,4 +4644,294 @@
     </w:rPr>
   </w:style>
 </w:styles>
+</file>
+
+<file path=word/theme/theme1.xml><?xml version="1.0" encoding="utf-8"?>
+<a:theme xmlns:a="http://schemas.openxmlformats.org/drawingml/2006/main" name="Office Theme">
+  <a:themeElements>
+    <a:clrScheme name="Office">
+      <a:dk1>
+        <a:sysClr val="windowText" lastClr="000000"/>
+      </a:dk1>
+      <a:lt1>
+        <a:sysClr val="window" lastClr="FFFFFF"/>
+      </a:lt1>
+      <a:dk2>
+        <a:srgbClr val="44546A"/>
+      </a:dk2>
+      <a:lt2>
+        <a:srgbClr val="E7E6E6"/>
+      </a:lt2>
+      <a:accent1>
+        <a:srgbClr val="4472C4"/>
+      </a:accent1>
+      <a:accent2>
+        <a:srgbClr val="ED7D31"/>
+      </a:accent2>
+      <a:accent3>
+        <a:srgbClr val="A5A5A5"/>
+      </a:accent3>
+      <a:accent4>
+        <a:srgbClr val="FFC000"/>
+      </a:accent4>
+      <a:accent5>
+        <a:srgbClr val="5B9BD5"/>
+      </a:accent5>
+      <a:accent6>
+        <a:srgbClr val="70AD47"/>
+      </a:accent6>
+      <a:hlink>
+        <a:srgbClr val="0563C1"/>
+      </a:hlink>
+      <a:folHlink>
+        <a:srgbClr val="954F72"/>
+      </a:folHlink>
+    </a:clrScheme>
+    <a:fontScheme name="Office">
+      <a:majorFont>
+        <a:latin typeface="Calibri Light" panose="020F0302020204030204"/>
+        <a:ea typeface=""/>
+        <a:cs typeface=""/>
+        <a:font script="Jpan" typeface="游ゴシック Light"/>
+        <a:font script="Hang" typeface="맑은 고딕"/>
+        <a:font script="Hans" typeface="等线 Light"/>
+        <a:font script="Hant" typeface="新細明體"/>
+        <a:font script="Arab" typeface="Times New Roman"/>
+        <a:font script="Hebr" typeface="Times New Roman"/>
+        <a:font script="Thai" typeface="Angsana New"/>
+        <a:font script="Ethi" typeface="Nyala"/>
+        <a:font script="Beng" typeface="Vrinda"/>
+        <a:font script="Gujr" typeface="Shruti"/>
+        <a:font script="Khmr" typeface="MoolBoran"/>
+        <a:font script="Knda" typeface="Tunga"/>
+        <a:font script="Guru" typeface="Raavi"/>
+        <a:font script="Cans" typeface="Euphemia"/>
+        <a:font script="Cher" typeface="Plantagenet Cherokee"/>
+        <a:font script="Yiii" typeface="Microsoft Yi Baiti"/>
+        <a:font script="Tibt" typeface="Microsoft Himalaya"/>
+        <a:font script="Thaa" typeface="MV Boli"/>
+        <a:font script="Deva" typeface="Mangal"/>
+        <a:font script="Telu" typeface="Gautami"/>
+        <a:font script="Taml" typeface="Latha"/>
+        <a:font script="Syrc" typeface="Estrangelo Edessa"/>
+        <a:font script="Orya" typeface="Kalinga"/>
+        <a:font script="Mlym" typeface="Kartika"/>
+        <a:font script="Laoo" typeface="DokChampa"/>
+        <a:font script="Sinh" typeface="Iskoola Pota"/>
+        <a:font script="Mong" typeface="Mongolian Baiti"/>
+        <a:font script="Viet" typeface="Times New Roman"/>
+        <a:font script="Uigh" typeface="Microsoft Uighur"/>
+        <a:font script="Geor" typeface="Sylfaen"/>
+        <a:font script="Armn" typeface="Arial"/>
+        <a:font script="Bugi" typeface="Leelawadee UI"/>
+        <a:font script="Bopo" typeface="Microsoft JhengHei"/>
+        <a:font script="Java" typeface="Javanese Text"/>
+        <a:font script="Lisu" typeface="Segoe UI"/>
+        <a:font script="Mymr" typeface="Myanmar Text"/>
+        <a:font script="Nkoo" typeface="Ebrima"/>
+        <a:font script="Olck" typeface="Nirmala UI"/>
+        <a:font script="Osma" typeface="Ebrima"/>
+        <a:font script="Phag" typeface="Phagspa"/>
+        <a:font script="Syrn" typeface="Estrangelo Edessa"/>
+        <a:font script="Syrj" typeface="Estrangelo Edessa"/>
+        <a:font script="Syre" typeface="Estrangelo Edessa"/>
+        <a:font script="Sora" typeface="Nirmala UI"/>
+        <a:font script="Tale" typeface="Microsoft Tai Le"/>
+        <a:font script="Talu" typeface="Microsoft New Tai Lue"/>
+        <a:font script="Tfng" typeface="Ebrima"/>
+      </a:majorFont>
+      <a:minorFont>
+        <a:latin typeface="Calibri" panose="020F0502020204030204"/>
+        <a:ea typeface=""/>
+        <a:cs typeface=""/>
+        <a:font script="Jpan" typeface="游明朝"/>
+        <a:font script="Hang" typeface="맑은 고딕"/>
+        <a:font script="Hans" typeface="等线"/>
+        <a:font script="Hant" typeface="新細明體"/>
+        <a:font script="Arab" typeface="Arial"/>
+        <a:font script="Hebr" typeface="Arial"/>
+        <a:font script="Thai" typeface="Cordia New"/>
+        <a:font script="Ethi" typeface="Nyala"/>
+        <a:font script="Beng" typeface="Vrinda"/>
+        <a:font script="Gujr" typeface="Shruti"/>
+        <a:font script="Khmr" typeface="DaunPenh"/>
+        <a:font script="Knda" typeface="Tunga"/>
+        <a:font script="Guru" typeface="Raavi"/>
+        <a:font script="Cans" typeface="Euphemia"/>
+        <a:font script="Cher" typeface="Plantagenet Cherokee"/>
+        <a:font script="Yiii" typeface="Microsoft Yi Baiti"/>
+        <a:font script="Tibt" typeface="Microsoft Himalaya"/>
+        <a:font script="Thaa" typeface="MV Boli"/>
+        <a:font script="Deva" typeface="Mangal"/>
+        <a:font script="Telu" typeface="Gautami"/>
+        <a:font script="Taml" typeface="Latha"/>
+        <a:font script="Syrc" typeface="Estrangelo Edessa"/>
+        <a:font script="Orya" typeface="Kalinga"/>
+        <a:font script="Mlym" typeface="Kartika"/>
+        <a:font script="Laoo" typeface="DokChampa"/>
+        <a:font script="Sinh" typeface="Iskoola Pota"/>
+        <a:font script="Mong" typeface="Mongolian Baiti"/>
+        <a:font script="Viet" typeface="Arial"/>
+        <a:font script="Uigh" typeface="Microsoft Uighur"/>
+        <a:font script="Geor" typeface="Sylfaen"/>
+        <a:font script="Armn" typeface="Arial"/>
+        <a:font script="Bugi" typeface="Leelawadee UI"/>
+        <a:font script="Bopo" typeface="Microsoft JhengHei"/>
+        <a:font script="Java" typeface="Javanese Text"/>
+        <a:font script="Lisu" typeface="Segoe UI"/>
+        <a:font script="Mymr" typeface="Myanmar Text"/>
+        <a:font script="Nkoo" typeface="Ebrima"/>
+        <a:font script="Olck" typeface="Nirmala UI"/>
+        <a:font script="Osma" typeface="Ebrima"/>
+        <a:font script="Phag" typeface="Phagspa"/>
+        <a:font script="Syrn" typeface="Estrangelo Edessa"/>
+        <a:font script="Syrj" typeface="Estrangelo Edessa"/>
+        <a:font script="Syre" typeface="Estrangelo Edessa"/>
+        <a:font script="Sora" typeface="Nirmala UI"/>
+        <a:font script="Tale" typeface="Microsoft Tai Le"/>
+        <a:font script="Talu" typeface="Microsoft New Tai Lue"/>
+        <a:font script="Tfng" typeface="Ebrima"/>
+      </a:minorFont>
+    </a:fontScheme>
+    <a:fmtScheme name="Office">
+      <a:fillStyleLst>
+        <a:solidFill>
+          <a:schemeClr val="phClr"/>
+        </a:solidFill>
+        <a:gradFill rotWithShape="true">
+          <a:gsLst>
+            <a:gs pos="0">
+              <a:schemeClr val="phClr">
+                <a:lumMod val="110000"/>
+                <a:satMod val="105000"/>
+                <a:tint val="67000"/>
+              </a:schemeClr>
+            </a:gs>
+            <a:gs pos="50000">
+              <a:schemeClr val="phClr">
+                <a:lumMod val="105000"/>
+                <a:satMod val="103000"/>
+                <a:tint val="73000"/>
+              </a:schemeClr>
+            </a:gs>
+            <a:gs pos="100000">
+              <a:schemeClr val="phClr">
+                <a:lumMod val="105000"/>
+                <a:satMod val="109000"/>
+                <a:tint val="81000"/>
+              </a:schemeClr>
+            </a:gs>
+          </a:gsLst>
+          <a:lin ang="5400000" scaled="false"/>
+        </a:gradFill>
+        <a:gradFill rotWithShape="true">
+          <a:gsLst>
+            <a:gs pos="0">
+              <a:schemeClr val="phClr">
+                <a:satMod val="103000"/>
+                <a:lumMod val="102000"/>
+                <a:tint val="94000"/>
+              </a:schemeClr>
+            </a:gs>
+            <a:gs pos="50000">
+              <a:schemeClr val="phClr">
+                <a:satMod val="110000"/>
+                <a:lumMod val="100000"/>
+                <a:shade val="100000"/>
+              </a:schemeClr>
+            </a:gs>
+            <a:gs pos="100000">
+              <a:schemeClr val="phClr">
+                <a:lumMod val="99000"/>
+                <a:satMod val="120000"/>
+                <a:shade val="78000"/>
+              </a:schemeClr>
+            </a:gs>
+          </a:gsLst>
+          <a:lin ang="5400000" scaled="false"/>
+        </a:gradFill>
+      </a:fillStyleLst>
+      <a:lnStyleLst>
+        <a:ln w="6350" cap="flat" cmpd="sng" algn="ctr">
+          <a:solidFill>
+            <a:schemeClr val="phClr"/>
+          </a:solidFill>
+          <a:prstDash val="solid"/>
+          <a:miter lim="800000"/>
+        </a:ln>
+        <a:ln w="12700" cap="flat" cmpd="sng" algn="ctr">
+          <a:solidFill>
+            <a:schemeClr val="phClr"/>
+          </a:solidFill>
+          <a:prstDash val="solid"/>
+          <a:miter lim="800000"/>
+        </a:ln>
+        <a:ln w="19050" cap="flat" cmpd="sng" algn="ctr">
+          <a:solidFill>
+            <a:schemeClr val="phClr"/>
+          </a:solidFill>
+          <a:prstDash val="solid"/>
+          <a:miter lim="800000"/>
+        </a:ln>
+      </a:lnStyleLst>
+      <a:effectStyleLst>
+        <a:effectStyle>
+          <a:effectLst/>
+        </a:effectStyle>
+        <a:effectStyle>
+          <a:effectLst/>
+        </a:effectStyle>
+        <a:effectStyle>
+          <a:effectLst>
+            <a:outerShdw blurRad="57150" dist="19050" dir="5400000" algn="ctr" rotWithShape="false">
+              <a:srgbClr val="000000">
+                <a:alpha val="63000"/>
+              </a:srgbClr>
+            </a:outerShdw>
+          </a:effectLst>
+        </a:effectStyle>
+      </a:effectStyleLst>
+      <a:bgFillStyleLst>
+        <a:solidFill>
+          <a:schemeClr val="phClr"/>
+        </a:solidFill>
+        <a:solidFill>
+          <a:schemeClr val="phClr">
+            <a:tint val="95000"/>
+            <a:satMod val="170000"/>
+          </a:schemeClr>
+        </a:solidFill>
+        <a:gradFill rotWithShape="true">
+          <a:gsLst>
+            <a:gs pos="0">
+              <a:schemeClr val="phClr">
+                <a:tint val="93000"/>
+                <a:satMod val="150000"/>
+                <a:shade val="98000"/>
+                <a:lumMod val="102000"/>
+              </a:schemeClr>
+            </a:gs>
+            <a:gs pos="50000">
+              <a:schemeClr val="phClr">
+                <a:tint val="98000"/>
+                <a:satMod val="130000"/>
+                <a:shade val="90000"/>
+                <a:lumMod val="103000"/>
+              </a:schemeClr>
+            </a:gs>
+            <a:gs pos="100000">
+              <a:schemeClr val="phClr">
+                <a:shade val="63000"/>
+                <a:satMod val="120000"/>
+              </a:schemeClr>
+            </a:gs>
+          </a:gsLst>
+          <a:lin ang="5400000" scaled="false"/>
+        </a:gradFill>
+      </a:bgFillStyleLst>
+    </a:fmtScheme>
+  </a:themeElements>
+  <a:objectDefaults/>
+  <a:extraClrSchemeLst/>
+</a:theme>
 </file>
--- a/docs/MeshPlugin_Инструкция.docx
+++ b/docs/MeshPlugin_Инструкция.docx
@@ -2147,6 +2147,35 @@
           <w:bCs w:val="false"/>
         </w:rPr>
         <w:t xml:space="preserve"> появятся круги: это места, из-за которых оно встало. Сам чертёж при этом не меняется — исправьте отмеченное и повторите.</w:t>
+      </w:r>
+    </w:p>
+    <w:p>
+      <w:pPr>
+        <w:spacing w:after="120" w:line="276"/>
+      </w:pPr>
+      <w:r>
+        <w:rPr>
+          <w:b w:val="false"/>
+          <w:bCs w:val="false"/>
+        </w:rPr>
+        <w:t xml:space="preserve">Готовая сетка ложится в слой </w:t>
+      </w:r>
+      <w:r>
+        <w:rPr>
+          <w:rFonts w:ascii="Consolas" w:cs="Consolas" w:eastAsia="Consolas" w:hAnsi="Consolas"/>
+          <w:b w:val="false"/>
+          <w:bCs w:val="false"/>
+          <w:sz w:val="20"/>
+          <w:szCs w:val="20"/>
+        </w:rPr>
+        <w:t xml:space="preserve">LINE_TRIANGULATION</w:t>
+      </w:r>
+      <w:r>
+        <w:rPr>
+          <w:b w:val="false"/>
+          <w:bCs w:val="false"/>
+        </w:rPr>
+        <w:t xml:space="preserve">. Строить можно сколько угодно раз подряд: повторный запуск заменяет прежнюю сетку, а не кладёт вторую поверх.</w:t>
       </w:r>
     </w:p>
     <w:p>

--- a/docs/MeshPlugin_Инструкция.docx
+++ b/docs/MeshPlugin_Инструкция.docx
@@ -2106,6 +2106,32 @@
           <w:szCs w:val="25"/>
         </w:rPr>
         <w:t xml:space="preserve">Шаг 5. LIRBUILD — построить сетку</w:t>
+      </w:r>
+    </w:p>
+    <w:p>
+      <w:pPr>
+        <w:spacing w:after="120" w:line="276"/>
+      </w:pPr>
+      <w:r>
+        <w:rPr>
+          <w:b w:val="false"/>
+          <w:bCs w:val="false"/>
+        </w:rPr>
+        <w:t xml:space="preserve">Команда начинает с того, что </w:t>
+      </w:r>
+      <w:r>
+        <w:rPr>
+          <w:b/>
+          <w:bCs/>
+        </w:rPr>
+        <w:t xml:space="preserve">сохраняет чертёж</w:t>
+      </w:r>
+      <w:r>
+        <w:rPr>
+          <w:b w:val="false"/>
+          <w:bCs w:val="false"/>
+        </w:rPr>
+        <w:t xml:space="preserve"> — это точка возврата: построение самое долгое, и если AutoCAD его не переживёт, на диске останется чертёж в том виде, в каком был до команды. Если чертёж ещё ни разу не сохраняли, команда предупредит и всё равно построит.</w:t>
       </w:r>
     </w:p>
     <w:p>

--- a/docs/MeshPlugin_Инструкция.docx
+++ b/docs/MeshPlugin_Инструкция.docx
@@ -1754,7 +1754,7 @@
           <w:b w:val="false"/>
           <w:bCs w:val="false"/>
         </w:rPr>
-        <w:t xml:space="preserve">: углы сечения становятся узлами сетки, а внутри отпечатка строится мелкая сетка около 100 мм. Повторный запуск команды на том же контуре заменяет прежнюю ось, а не добавляет вторую.</w:t>
+        <w:t xml:space="preserve">: углы сечения становятся узлами сетки, а внутри отпечатка строится мелкая сетка: сторона делится на равные части размером от 100 мм, но не более чем на 6 частей. Для пилона 1200×250 это 12 элементов, для 400×200 — 8. Повторный запуск команды на том же контуре заменяет прежнюю ось, а не добавляет вторую.</w:t>
       </w:r>
     </w:p>
     <w:p>

--- a/docs/MeshPlugin_Инструкция.docx
+++ b/docs/MeshPlugin_Инструкция.docx
@@ -1754,7 +1754,7 @@
           <w:b w:val="false"/>
           <w:bCs w:val="false"/>
         </w:rPr>
-        <w:t xml:space="preserve">: углы сечения становятся узлами сетки, а внутри отпечатка строится мелкая сетка: сторона делится на равные части размером от 100 мм, но не более чем на 6 частей. Для пилона 1200×250 это 12 элементов, для 400×200 — 8. Повторный запуск команды на том же контуре заменяет прежнюю ось, а не добавляет вторую.</w:t>
+        <w:t xml:space="preserve">: углы сечения становятся узлами сетки, а внутри отпечатка строится своя сетка: каждая сторона делится по её размеру — меньше 1000 мм на 2 части, меньше 1600 мм на 4, иначе на 6. Для пилона 1200×250 это 8 элементов. Повторный запуск команды на том же контуре заменяет прежнюю ось, а не добавляет вторую.</w:t>
       </w:r>
     </w:p>
     <w:p>

--- a/docs/MeshPlugin_Инструкция.docx
+++ b/docs/MeshPlugin_Инструкция.docx
@@ -1754,7 +1754,7 @@
           <w:b w:val="false"/>
           <w:bCs w:val="false"/>
         </w:rPr>
-        <w:t xml:space="preserve">: углы сечения становятся узлами сетки, а внутри отпечатка строится своя сетка: каждая сторона делится по её размеру — меньше 1000 мм на 2 части, меньше 1600 мм на 4, иначе на 6. Для пилона 1200×250 это 8 элементов. Повторный запуск команды на том же контуре заменяет прежнюю ось, а не добавляет вторую.</w:t>
+        <w:t xml:space="preserve">: углы сечения становятся узлами сетки, а внутри отпечатка сетка идёт по линиям сетки плиты: они проходят пилон насквозь, и соседние ячейки остаются четырёхугольниками. Плюс к ним — грани контура и ось пилона. Повторный запуск команды на том же контуре заменяет прежнюю ось, а не добавляет вторую.</w:t>
       </w:r>
     </w:p>
     <w:p>

--- a/docs/MeshPlugin_Инструкция.docx
+++ b/docs/MeshPlugin_Инструкция.docx
@@ -2172,7 +2172,21 @@
           <w:b w:val="false"/>
           <w:bCs w:val="false"/>
         </w:rPr>
-        <w:t xml:space="preserve"> появятся круги: это места, из-за которых оно встало. Сам чертёж при этом не меняется — исправьте отмеченное и повторите.</w:t>
+        <w:t xml:space="preserve"> появятся круги: это места, из-за которых оно встало. </w:t>
+      </w:r>
+      <w:r>
+        <w:rPr>
+          <w:b/>
+          <w:bCs/>
+        </w:rPr>
+        <w:t xml:space="preserve">Внутри каждого круга написана причина</w:t>
+      </w:r>
+      <w:r>
+        <w:rPr>
+          <w:b w:val="false"/>
+          <w:bCs w:val="false"/>
+        </w:rPr>
+        <w:t xml:space="preserve"> — «стена вне плиты», «самопересечение», «открытый узел». Сам чертёж при этом не меняется — исправьте отмеченное и повторите.</w:t>
       </w:r>
     </w:p>
     <w:p>

--- a/docs/MeshPlugin_Инструкция.docx
+++ b/docs/MeshPlugin_Инструкция.docx
@@ -1914,6 +1914,161 @@
         </w:tc>
       </w:tr>
     </w:tbl>
+    <w:p>
+      <w:pPr>
+        <w:pStyle w:val="Heading2"/>
+        <w:spacing w:after="120" w:before="280"/>
+      </w:pPr>
+      <w:r>
+        <w:rPr>
+          <w:b/>
+          <w:bCs/>
+          <w:color w:val="1F4E79"/>
+          <w:sz w:val="25"/>
+          <w:szCs w:val="25"/>
+        </w:rPr>
+        <w:t xml:space="preserve">Если ось нельзя двигать: LIRFIX</w:t>
+      </w:r>
+    </w:p>
+    <w:p>
+      <w:pPr>
+        <w:spacing w:after="120" w:line="276"/>
+      </w:pPr>
+      <w:r>
+        <w:rPr>
+          <w:b w:val="false"/>
+          <w:bCs w:val="false"/>
+        </w:rPr>
+        <w:t xml:space="preserve">Построение подтягивает оси стен и контуры пилонов к ближайшим линиям сетки — не больше чем на 100 мм. Так убираются узкие лепестки вдоль стен, но геометрия, выставленная по осям здания, смещается.</w:t>
+      </w:r>
+    </w:p>
+    <w:p>
+      <w:pPr>
+        <w:spacing w:after="120" w:line="276"/>
+      </w:pPr>
+      <w:r>
+        <w:rPr>
+          <w:b w:val="false"/>
+          <w:bCs w:val="false"/>
+        </w:rPr>
+        <w:t xml:space="preserve">Если ось двигать нельзя, закрепите её: команда </w:t>
+      </w:r>
+      <w:r>
+        <w:rPr>
+          <w:rFonts w:ascii="Consolas" w:cs="Consolas" w:eastAsia="Consolas" w:hAnsi="Consolas"/>
+          <w:b w:val="false"/>
+          <w:bCs w:val="false"/>
+          <w:sz w:val="20"/>
+          <w:szCs w:val="20"/>
+        </w:rPr>
+        <w:t xml:space="preserve">LIRFIX</w:t>
+      </w:r>
+      <w:r>
+        <w:rPr>
+          <w:b w:val="false"/>
+          <w:bCs w:val="false"/>
+        </w:rPr>
+        <w:t xml:space="preserve">, ключ </w:t>
+      </w:r>
+      <w:r>
+        <w:rPr>
+          <w:b/>
+          <w:bCs/>
+        </w:rPr>
+        <w:t xml:space="preserve">Fix</w:t>
+      </w:r>
+      <w:r>
+        <w:rPr>
+          <w:b w:val="false"/>
+          <w:bCs w:val="false"/>
+        </w:rPr>
+        <w:t xml:space="preserve">, выбрать объекты. Они перейдут в слой с меткой </w:t>
+      </w:r>
+      <w:r>
+        <w:rPr>
+          <w:rFonts w:ascii="Consolas" w:cs="Consolas" w:eastAsia="Consolas" w:hAnsi="Consolas"/>
+          <w:b w:val="false"/>
+          <w:bCs w:val="false"/>
+          <w:sz w:val="20"/>
+          <w:szCs w:val="20"/>
+        </w:rPr>
+        <w:t xml:space="preserve">FIX</w:t>
+      </w:r>
+      <w:r>
+        <w:rPr>
+          <w:b w:val="false"/>
+          <w:bCs w:val="false"/>
+        </w:rPr>
+        <w:t xml:space="preserve"> — например, </w:t>
+      </w:r>
+      <w:r>
+        <w:rPr>
+          <w:rFonts w:ascii="Consolas" w:cs="Consolas" w:eastAsia="Consolas" w:hAnsi="Consolas"/>
+          <w:b w:val="false"/>
+          <w:bCs w:val="false"/>
+          <w:sz w:val="20"/>
+          <w:szCs w:val="20"/>
+        </w:rPr>
+        <w:t xml:space="preserve">WALLS(H-200 FIX)</w:t>
+      </w:r>
+      <w:r>
+        <w:rPr>
+          <w:b w:val="false"/>
+          <w:bCs w:val="false"/>
+        </w:rPr>
+        <w:t xml:space="preserve">. Такую ось построение не трогает: </w:t>
+      </w:r>
+      <w:r>
+        <w:rPr>
+          <w:b/>
+          <w:bCs/>
+        </w:rPr>
+        <w:t xml:space="preserve">линия сетки сама садится на неё</w:t>
+      </w:r>
+      <w:r>
+        <w:rPr>
+          <w:b w:val="false"/>
+          <w:bCs w:val="false"/>
+        </w:rPr>
+        <w:t xml:space="preserve">. Ключ </w:t>
+      </w:r>
+      <w:r>
+        <w:rPr>
+          <w:b/>
+          <w:bCs/>
+        </w:rPr>
+        <w:t xml:space="preserve">Unfix</w:t>
+      </w:r>
+      <w:r>
+        <w:rPr>
+          <w:b w:val="false"/>
+          <w:bCs w:val="false"/>
+        </w:rPr>
+        <w:t xml:space="preserve"> снимает закрепление. Сколько осей закреплено, печатает </w:t>
+      </w:r>
+      <w:r>
+        <w:rPr>
+          <w:rFonts w:ascii="Consolas" w:cs="Consolas" w:eastAsia="Consolas" w:hAnsi="Consolas"/>
+          <w:b w:val="false"/>
+          <w:bCs w:val="false"/>
+          <w:sz w:val="20"/>
+          <w:szCs w:val="20"/>
+        </w:rPr>
+        <w:t xml:space="preserve">LIRCHECK</w:t>
+      </w:r>
+      <w:r>
+        <w:rPr>
+          <w:b w:val="false"/>
+          <w:bCs w:val="false"/>
+        </w:rPr>
+        <w:t xml:space="preserve">.</w:t>
+      </w:r>
+    </w:p>
+    <w:p>
+      <w:pPr>
+        <w:spacing w:after="160"/>
+      </w:pPr>
+    </w:p>
     <w:p>
       <w:pPr>
         <w:pStyle w:val="Heading2"/>

--- a/docs/MeshPlugin_Инструкция.docx
+++ b/docs/MeshPlugin_Инструкция.docx
@@ -1390,6 +1390,70 @@
             <w:pPr>
               <w:spacing w:after="0" w:line="264"/>
             </w:pPr>
+          </w:p>
+        </w:tc>
+        <w:tc>
+          <w:tcPr>
+            <w:tcW w:type="dxa" w:w="2100"/>
+            <w:tcMar>
+              <w:top w:type="dxa" w:w="80"/>
+              <w:left w:type="dxa" w:w="120"/>
+              <w:bottom w:type="dxa" w:w="80"/>
+              <w:right w:type="dxa" w:w="120"/>
+            </w:tcMar>
+          </w:tcPr>
+          <w:p>
+            <w:pPr>
+              <w:spacing w:after="0" w:line="264"/>
+            </w:pPr>
+            <w:r>
+              <w:rPr>
+                <w:b w:val="false"/>
+                <w:bCs w:val="false"/>
+              </w:rPr>
+              <w:t xml:space="preserve">LIRTHICK</w:t>
+            </w:r>
+          </w:p>
+        </w:tc>
+        <w:tc>
+          <w:tcPr>
+            <w:tcW w:type="dxa" w:w="6550"/>
+            <w:tcMar>
+              <w:top w:type="dxa" w:w="80"/>
+              <w:left w:type="dxa" w:w="120"/>
+              <w:bottom w:type="dxa" w:w="80"/>
+              <w:right w:type="dxa" w:w="120"/>
+            </w:tcMar>
+          </w:tcPr>
+          <w:p>
+            <w:pPr>
+              <w:spacing w:after="0" w:line="264"/>
+            </w:pPr>
+            <w:r>
+              <w:rPr>
+                <w:b w:val="false"/>
+                <w:bCs w:val="false"/>
+              </w:rPr>
+              <w:t xml:space="preserve">Локальное утолщение плиты (по желанию): контур зоны и подтяжка готовой сетки к нему</w:t>
+            </w:r>
+          </w:p>
+        </w:tc>
+      </w:tr>
+      <w:tr>
+        <w:tc>
+          <w:tcPr>
+            <w:tcW w:type="dxa" w:w="700"/>
+            <w:tcMar>
+              <w:top w:type="dxa" w:w="80"/>
+              <w:left w:type="dxa" w:w="120"/>
+              <w:bottom w:type="dxa" w:w="80"/>
+              <w:right w:type="dxa" w:w="120"/>
+            </w:tcMar>
+          </w:tcPr>
+          <w:p>
+            <w:pPr>
+              <w:spacing w:after="0" w:line="264"/>
+            </w:pPr>
             <w:r>
               <w:rPr>
                 <w:b w:val="false"/>
@@ -2372,6 +2436,214 @@
         </w:rPr>
         <w:t xml:space="preserve">. Строить можно сколько угодно раз подряд: повторный запуск заменяет прежнюю сетку, а не кладёт вторую поверх.</w:t>
       </w:r>
+    </w:p>
+    <w:p>
+      <w:pPr>
+        <w:pStyle w:val="Heading2"/>
+        <w:spacing w:after="120" w:before="280"/>
+      </w:pPr>
+      <w:r>
+        <w:rPr>
+          <w:b/>
+          <w:bCs/>
+          <w:color w:val="1F4E79"/>
+          <w:sz w:val="25"/>
+          <w:szCs w:val="25"/>
+        </w:rPr>
+        <w:t xml:space="preserve">Локальное утолщение плиты: LIRTHICK</w:t>
+      </w:r>
+    </w:p>
+    <w:p>
+      <w:pPr>
+        <w:spacing w:after="120" w:line="276"/>
+      </w:pPr>
+      <w:r>
+        <w:rPr>
+          <w:b w:val="false"/>
+          <w:bCs w:val="false"/>
+        </w:rPr>
+        <w:t xml:space="preserve">Если на участке плита толще, чем вокруг — под пилонами, в зоне продавливания, — начертите замкнутый контур этого участка поверх готовой сетки и вызовите </w:t>
+      </w:r>
+      <w:r>
+        <w:rPr>
+          <w:rFonts w:ascii="Consolas" w:cs="Consolas" w:eastAsia="Consolas" w:hAnsi="Consolas"/>
+          <w:b/>
+          <w:bCs/>
+          <w:sz w:val="20"/>
+          <w:szCs w:val="20"/>
+        </w:rPr>
+        <w:t xml:space="preserve">LIRTHICK</w:t>
+      </w:r>
+      <w:r>
+        <w:rPr>
+          <w:b w:val="false"/>
+          <w:bCs w:val="false"/>
+        </w:rPr>
+        <w:t xml:space="preserve">. Команда спросит толщину плиты в зоне и допуск подтяжки, уведёт контур в слой </w:t>
+      </w:r>
+      <w:r>
+        <w:rPr>
+          <w:rFonts w:ascii="Consolas" w:cs="Consolas" w:eastAsia="Consolas" w:hAnsi="Consolas"/>
+          <w:b w:val="false"/>
+          <w:bCs w:val="false"/>
+          <w:sz w:val="20"/>
+          <w:szCs w:val="20"/>
+        </w:rPr>
+        <w:t xml:space="preserve">MESH_THICK(H-500)</w:t>
+      </w:r>
+      <w:r>
+        <w:rPr>
+          <w:b w:val="false"/>
+          <w:bCs w:val="false"/>
+        </w:rPr>
+        <w:t xml:space="preserve"> и </w:t>
+      </w:r>
+      <w:r>
+        <w:rPr>
+          <w:b/>
+          <w:bCs/>
+        </w:rPr>
+        <w:t xml:space="preserve">подтянет к нему уже построенную сетку</w:t>
+      </w:r>
+      <w:r>
+        <w:rPr>
+          <w:b w:val="false"/>
+          <w:bCs w:val="false"/>
+        </w:rPr>
+        <w:t xml:space="preserve">: узел, который ближе допуска к контуру, сядет ровно на контур; линия, пересёкшая контур, получит в этом месте узел; сами грани контура станут линиями сетки.</w:t>
+      </w:r>
+    </w:p>
+    <w:p>
+      <w:pPr>
+        <w:spacing w:after="120" w:line="276"/>
+      </w:pPr>
+      <w:r>
+        <w:rPr>
+          <w:b w:val="false"/>
+          <w:bCs w:val="false"/>
+        </w:rPr>
+        <w:t xml:space="preserve">Сетка при этом </w:t>
+      </w:r>
+      <w:r>
+        <w:rPr>
+          <w:b/>
+          <w:bCs/>
+        </w:rPr>
+        <w:t xml:space="preserve">не перестраивается заново</w:t>
+      </w:r>
+      <w:r>
+        <w:rPr>
+          <w:b w:val="false"/>
+          <w:bCs w:val="false"/>
+        </w:rPr>
+        <w:t xml:space="preserve"> — ваши ручные исправления остаются. Меняется только полоса вокруг зоны, остальной план не трогается вовсе. Перед работой команда сохраняет чертёж — это точка возврата.</w:t>
+      </w:r>
+    </w:p>
+    <w:p>
+      <w:pPr>
+        <w:spacing w:after="120" w:line="276"/>
+      </w:pPr>
+      <w:r>
+        <w:rPr>
+          <w:b w:val="false"/>
+          <w:bCs w:val="false"/>
+        </w:rPr>
+        <w:t xml:space="preserve">Допуск по умолчанию 120 мм — это примерно 40% шага 300. Больше половины шага задавать не стоит: узел перескочит соседнюю линию и ячейка вывернется, команда об этом предупредит. Контур, уже лежащий ровно по линиям сетки, не меняет ничего — повторный вызов безопасен.</w:t>
+      </w:r>
+    </w:p>
+    <w:p>
+      <w:pPr>
+        <w:spacing w:after="160"/>
+      </w:pPr>
+    </w:p>
+    <w:tbl>
+      <w:tblPr>
+        <w:tblW w:type="dxa" w:w="9350"/>
+        <w:tblBorders>
+          <w:top w:val="single" w:color="auto" w:sz="4"/>
+          <w:left w:val="single" w:color="auto" w:sz="4"/>
+          <w:bottom w:val="single" w:color="auto" w:sz="4"/>
+          <w:right w:val="single" w:color="auto" w:sz="4"/>
+          <w:insideH w:val="single" w:color="auto" w:sz="4"/>
+          <w:insideV w:val="single" w:color="auto" w:sz="4"/>
+        </w:tblBorders>
+      </w:tblPr>
+      <w:tblGrid>
+        <w:gridCol w:w="9350"/>
+      </w:tblGrid>
+      <w:tr>
+        <w:tc>
+          <w:tcPr>
+            <w:tcW w:type="dxa" w:w="9350"/>
+            <w:shd w:fill="F2F2F2" w:val="clear"/>
+            <w:tcMar>
+              <w:top w:type="dxa" w:w="120"/>
+              <w:left w:type="dxa" w:w="160"/>
+              <w:bottom w:type="dxa" w:w="120"/>
+              <w:right w:type="dxa" w:w="160"/>
+            </w:tcMar>
+          </w:tcPr>
+          <w:p>
+            <w:pPr>
+              <w:spacing w:after="0" w:line="276"/>
+            </w:pPr>
+            <w:r>
+              <w:rPr>
+                <w:b/>
+                <w:bCs/>
+                <w:color w:val="9C2B00"/>
+              </w:rPr>
+              <w:t xml:space="preserve">Важно: </w:t>
+            </w:r>
+            <w:r>
+              <w:rPr>
+                <w:b w:val="false"/>
+                <w:bCs w:val="false"/>
+              </w:rPr>
+              <w:t xml:space="preserve">пилоны от утолщения не меняются ничем — ни сеткой отпечатка, ни жёсткостью в ЛИРЕ. Утолщение достаётся только пластинам самой плиты. И наоборот: после повторного </w:t>
+            </w:r>
+            <w:r>
+              <w:rPr>
+                <w:rFonts w:ascii="Consolas" w:cs="Consolas" w:eastAsia="Consolas" w:hAnsi="Consolas"/>
+                <w:b w:val="false"/>
+                <w:bCs w:val="false"/>
+                <w:sz w:val="20"/>
+                <w:szCs w:val="20"/>
+              </w:rPr>
+              <w:t xml:space="preserve">LIRBUILD</w:t>
+            </w:r>
+            <w:r>
+              <w:rPr>
+                <w:b w:val="false"/>
+                <w:bCs w:val="false"/>
+              </w:rPr>
+              <w:t xml:space="preserve"> сетка строится заново, поэтому </w:t>
+            </w:r>
+            <w:r>
+              <w:rPr>
+                <w:rFonts w:ascii="Consolas" w:cs="Consolas" w:eastAsia="Consolas" w:hAnsi="Consolas"/>
+                <w:b w:val="false"/>
+                <w:bCs w:val="false"/>
+                <w:sz w:val="20"/>
+                <w:szCs w:val="20"/>
+              </w:rPr>
+              <w:t xml:space="preserve">LIRTHICK</w:t>
+            </w:r>
+            <w:r>
+              <w:rPr>
+                <w:b w:val="false"/>
+                <w:bCs w:val="false"/>
+              </w:rPr>
+              <w:t xml:space="preserve"> придётся вызвать ещё раз.</w:t>
+            </w:r>
+          </w:p>
+        </w:tc>
+      </w:tr>
+    </w:tbl>
+    <w:p>
+      <w:pPr>
+        <w:spacing w:after="120" w:line="276"/>
+      </w:pPr>
     </w:p>
     <w:p>
       <w:pPr>
@@ -2959,6 +3231,54 @@
                 <w:bCs w:val="false"/>
               </w:rPr>
               <w:t xml:space="preserve">S0 по сечениям из имён слоёв</w:t>
+            </w:r>
+          </w:p>
+        </w:tc>
+      </w:tr>
+      <w:tr>
+        <w:tc>
+          <w:tcPr>
+            <w:tcW w:type="dxa" w:w="4200"/>
+            <w:tcMar>
+              <w:top w:type="dxa" w:w="80"/>
+              <w:left w:type="dxa" w:w="120"/>
+              <w:bottom w:type="dxa" w:w="80"/>
+              <w:right w:type="dxa" w:w="120"/>
+            </w:tcMar>
+          </w:tcPr>
+          <w:p>
+            <w:pPr>
+              <w:spacing w:after="0" w:line="264"/>
+            </w:pPr>
+            <w:r>
+              <w:rPr>
+                <w:b w:val="false"/>
+                <w:bCs w:val="false"/>
+              </w:rPr>
+              <w:t xml:space="preserve">Зона утолщения плиты (MESH_THICK)</w:t>
+            </w:r>
+          </w:p>
+        </w:tc>
+        <w:tc>
+          <w:tcPr>
+            <w:tcW w:type="dxa" w:w="5150"/>
+            <w:tcMar>
+              <w:top w:type="dxa" w:w="80"/>
+              <w:left w:type="dxa" w:w="120"/>
+              <w:bottom w:type="dxa" w:w="80"/>
+              <w:right w:type="dxa" w:w="120"/>
+            </w:tcMar>
+          </w:tcPr>
+          <w:p>
+            <w:pPr>
+              <w:spacing w:after="0" w:line="264"/>
+            </w:pPr>
+            <w:r>
+              <w:rPr>
+                <w:b w:val="false"/>
+                <w:bCs w:val="false"/>
+              </w:rPr>
+              <w:t xml:space="preserve">Своя жёсткость GEI с толщиной зоны у элементов внутри</w:t>
             </w:r>
           </w:p>
         </w:tc>
@@ -4695,6 +5015,21 @@
   <w:style w:type="paragraph" w:styleId="Normal" w:default="1">
     <w:name w:val="Normal"/>
     <w:qFormat/>
+  </w:style>
+  <w:style w:type="table" w:styleId="TableNormal" w:default="true">
+    <w:name w:val="Normal Table"/>
+    <w:uiPriority w:val="99"/>
+    <w:semiHidden/>
+    <w:unhideWhenUsed/>
+    <w:tblPr>
+      <w:tblInd w:type="dxa" w:w="0"/>
+      <w:tblCellMar>
+        <w:top w:type="dxa" w:w="0"/>
+        <w:left w:type="dxa" w:w="108"/>
+        <w:bottom w:type="dxa" w:w="0"/>
+        <w:right w:type="dxa" w:w="108"/>
+      </w:tblCellMar>
+    </w:tblPr>
   </w:style>
   <w:style w:type="paragraph" w:styleId="Title">
     <w:name w:val="Title"/>

--- a/docs/MeshPlugin_Инструкция.docx
+++ b/docs/MeshPlugin_Инструкция.docx
@@ -1434,7 +1434,7 @@
                 <w:b w:val="false"/>
                 <w:bCs w:val="false"/>
               </w:rPr>
-              <w:t xml:space="preserve">Локальное утолщение плиты (по желанию): контур зоны и подтяжка готовой сетки к нему</w:t>
+              <w:t xml:space="preserve">Плита другой толщины на участке (по желанию): контур участка и подтяжка готовой сетки к нему</w:t>
             </w:r>
           </w:p>
         </w:tc>
@@ -2450,7 +2450,7 @@
           <w:sz w:val="25"/>
           <w:szCs w:val="25"/>
         </w:rPr>
-        <w:t xml:space="preserve">Локальное утолщение плиты: LIRTHICK</w:t>
+        <w:t xml:space="preserve">Плита другой толщины на участке: LIRTHICK</w:t>
       </w:r>
     </w:p>
     <w:p>
@@ -2600,7 +2600,7 @@
                 <w:b w:val="false"/>
                 <w:bCs w:val="false"/>
               </w:rPr>
-              <w:t xml:space="preserve">пилоны от утолщения не меняются ничем — ни сеткой отпечатка, ни жёсткостью в ЛИРЕ. Утолщение достаётся только пластинам самой плиты. И наоборот: после повторного </w:t>
+              <w:t xml:space="preserve">пилоны от участка другой толщины не меняются ничем — ни сеткой отпечатка, ни жёсткостью в ЛИРЕ. Участок другой толщины достаётся только пластинам самой плиты. И наоборот: после повторного </w:t>
             </w:r>
             <w:r>
               <w:rPr>
@@ -3255,7 +3255,7 @@
                 <w:b w:val="false"/>
                 <w:bCs w:val="false"/>
               </w:rPr>
-              <w:t xml:space="preserve">Зона утолщения плиты (MESH_THICK)</w:t>
+              <w:t xml:space="preserve">Участок плиты другой толщины (MESH_THICK)</w:t>
             </w:r>
           </w:p>
         </w:tc>
@@ -3278,7 +3278,7 @@
                 <w:b w:val="false"/>
                 <w:bCs w:val="false"/>
               </w:rPr>
-              <w:t xml:space="preserve">Своя жёсткость GEI с толщиной зоны у элементов внутри</w:t>
+              <w:t xml:space="preserve">Своя жёсткость GEI с толщиной участка у элементов внутри</w:t>
             </w:r>
           </w:p>
         </w:tc>
@@ -4778,7 +4778,7 @@
       </w:r>
     </w:p>
     <w:sectPr>
-      <w:footerReference w:type="default" r:id="rId6"/>
+      <w:footerReference w:type="default" r:id="rId7"/>
       <w:pgSz w:w="11906" w:h="16838" w:orient="portrait"/>
       <w:pgMar w:top="1134" w:right="850" w:bottom="1134" w:left="1300" w:header="708" w:footer="708" w:gutter="0"/>
       <w:pgNumType/>
@@ -4786,6 +4786,10 @@
     </w:sectPr>
   </w:body>
 </w:document>
+</file>
+
+<file path=word/comments.xml><?xml version="1.0" encoding="utf-8"?>
+<w:comments xmlns:cx="http://schemas.microsoft.com/office/drawing/2014/chartex" xmlns:cx1="http://schemas.microsoft.com/office/drawing/2015/9/8/chartex" xmlns:cx2="http://schemas.microsoft.com/office/drawing/2015/10/21/chartex" xmlns:cx3="http://schemas.microsoft.com/office/drawing/2016/5/9/chartex" xmlns:cx4="http://schemas.microsoft.com/office/drawing/2016/5/10/chartex" xmlns:cx5="http://schemas.microsoft.com/office/drawing/2016/5/11/chartex" xmlns:cx6="http://schemas.microsoft.com/office/drawing/2016/5/12/chartex" xmlns:cx7="http://schemas.microsoft.com/office/drawing/2016/5/13/chartex" xmlns:cx8="http://schemas.microsoft.com/office/drawing/2016/5/14/chartex" xmlns:mc="http://schemas.openxmlformats.org/markup-compatibility/2006" xmlns:aink="http://schemas.microsoft.com/office/drawing/2016/ink" xmlns:am3d="http://schemas.microsoft.com/office/drawing/2017/model3d" xmlns:o="urn:schemas-microsoft-com:office:office" xmlns:r="http://schemas.openxmlformats.org/officeDocument/2006/relationships" xmlns:m="http://schemas.openxmlformats.org/officeDocument/2006/math" xmlns:v="urn:schemas-microsoft-com:vml" xmlns:wp14="http://schemas.microsoft.com/office/word/2010/wordprocessingDrawing" xmlns:wp="http://schemas.openxmlformats.org/drawingml/2006/wordprocessingDrawing" xmlns:w10="urn:schemas-microsoft-com:office:word" xmlns:w="http://schemas.openxmlformats.org/wordprocessingml/2006/main" xmlns:w14="http://schemas.microsoft.com/office/word/2010/wordml" xmlns:w15="http://schemas.microsoft.com/office/word/2012/wordml" xmlns:w16cex="http://schemas.microsoft.com/office/word/2018/wordml/cex" xmlns:w16cid="http://schemas.microsoft.com/office/word/2016/wordml/cid" xmlns:w16="http://schemas.microsoft.com/office/word/2018/wordml" xmlns:w16sdtdh="http://schemas.microsoft.com/office/word/2020/wordml/sdtdatahash" xmlns:w16se="http://schemas.microsoft.com/office/word/2015/wordml/symex" xmlns:wpg="http://schemas.microsoft.com/office/word/2010/wordprocessingGroup" xmlns:wpi="http://schemas.microsoft.com/office/word/2010/wordprocessingInk" xmlns:wne="http://schemas.microsoft.com/office/word/2006/wordml" xmlns:wps="http://schemas.microsoft.com/office/word/2010/wordprocessingShape"/>
 </file>
 
 <file path=word/endnotes.xml><?xml version="1.0" encoding="utf-8"?>
@@ -4887,7 +4891,7 @@
 <w:numbering xmlns:wpc="http://schemas.microsoft.com/office/word/2010/wordprocessingCanvas" xmlns:mc="http://schemas.openxmlformats.org/markup-compatibility/2006" xmlns:o="urn:schemas-microsoft-com:office:office" xmlns:r="http://schemas.openxmlformats.org/officeDocument/2006/relationships" xmlns:m="http://schemas.openxmlformats.org/officeDocument/2006/math" xmlns:v="urn:schemas-microsoft-com:vml" xmlns:wp14="http://schemas.microsoft.com/office/word/2010/wordprocessingDrawing" xmlns:wp="http://schemas.openxmlformats.org/drawingml/2006/wordprocessingDrawing" xmlns:w10="urn:schemas-microsoft-com:office:word" xmlns:w="http://schemas.openxmlformats.org/wordprocessingml/2006/main" xmlns:w14="http://schemas.microsoft.com/office/word/2010/wordml" xmlns:w15="http://schemas.microsoft.com/office/word/2012/wordml" xmlns:wpg="http://schemas.microsoft.com/office/word/2010/wordprocessingGroup" xmlns:wpi="http://schemas.microsoft.com/office/word/2010/wordprocessingInk" xmlns:wne="http://schemas.microsoft.com/office/word/2006/wordml" xmlns:wps="http://schemas.microsoft.com/office/word/2010/wordprocessingShape" mc:Ignorable="w14 w15 wp14">
   <w:abstractNum w:abstractNumId="1" w15:restartNumberingAfterBreak="0">
     <w:multiLevelType w:val="hybridMultilevel"/>
-    <w:lvl w:ilvl="0" w:tentative="1">
+    <w:lvl w:ilvl="0" w15:tentative="1">
       <w:start w:val="1"/>
       <w:numFmt w:val="bullet"/>
       <w:lvlText w:val="●"/>
@@ -4896,7 +4900,7 @@
         <w:ind w:left="720" w:hanging="360"/>
       </w:pPr>
     </w:lvl>
-    <w:lvl w:ilvl="1" w:tentative="1">
+    <w:lvl w:ilvl="1" w15:tentative="1">
       <w:start w:val="1"/>
       <w:numFmt w:val="bullet"/>
       <w:lvlText w:val="○"/>
@@ -4905,7 +4909,7 @@
         <w:ind w:left="1440" w:hanging="360"/>
       </w:pPr>
     </w:lvl>
-    <w:lvl w:ilvl="2" w:tentative="1">
+    <w:lvl w:ilvl="2" w15:tentative="1">
       <w:start w:val="1"/>
       <w:numFmt w:val="bullet"/>
       <w:lvlText w:val="■"/>
@@ -4914,7 +4918,7 @@
         <w:ind w:left="2160" w:hanging="360"/>
       </w:pPr>
     </w:lvl>
-    <w:lvl w:ilvl="3" w:tentative="1">
+    <w:lvl w:ilvl="3" w15:tentative="1">
       <w:start w:val="1"/>
       <w:numFmt w:val="bullet"/>
       <w:lvlText w:val="●"/>
@@ -4923,7 +4927,7 @@
         <w:ind w:left="2880" w:hanging="360"/>
       </w:pPr>
     </w:lvl>
-    <w:lvl w:ilvl="4" w:tentative="1">
+    <w:lvl w:ilvl="4" w15:tentative="1">
       <w:start w:val="1"/>
       <w:numFmt w:val="bullet"/>
       <w:lvlText w:val="○"/>
@@ -4932,7 +4936,7 @@
         <w:ind w:left="3600" w:hanging="360"/>
       </w:pPr>
     </w:lvl>
-    <w:lvl w:ilvl="5" w:tentative="1">
+    <w:lvl w:ilvl="5" w15:tentative="1">
       <w:start w:val="1"/>
       <w:numFmt w:val="bullet"/>
       <w:lvlText w:val="■"/>
@@ -4941,7 +4945,7 @@
         <w:ind w:left="4320" w:hanging="360"/>
       </w:pPr>
     </w:lvl>
-    <w:lvl w:ilvl="6" w:tentative="1">
+    <w:lvl w:ilvl="6" w15:tentative="1">
       <w:start w:val="1"/>
       <w:numFmt w:val="bullet"/>
       <w:lvlText w:val="●"/>
@@ -4950,7 +4954,7 @@
         <w:ind w:left="5040" w:hanging="360"/>
       </w:pPr>
     </w:lvl>
-    <w:lvl w:ilvl="7" w:tentative="1">
+    <w:lvl w:ilvl="7" w15:tentative="1">
       <w:start w:val="1"/>
       <w:numFmt w:val="bullet"/>
       <w:lvlText w:val="●"/>
@@ -4959,7 +4963,7 @@
         <w:ind w:left="5760" w:hanging="360"/>
       </w:pPr>
     </w:lvl>
-    <w:lvl w:ilvl="8" w:tentative="1">
+    <w:lvl w:ilvl="8" w15:tentative="1">
       <w:start w:val="1"/>
       <w:numFmt w:val="bullet"/>
       <w:lvlText w:val="●"/>
@@ -4971,7 +4975,7 @@
   </w:abstractNum>
   <w:abstractNum w:abstractNumId="2" w15:restartNumberingAfterBreak="0">
     <w:multiLevelType w:val="hybridMultilevel"/>
-    <w:lvl w:ilvl="0" w:tentative="1">
+    <w:lvl w:ilvl="0" w15:tentative="1">
       <w:start w:val="1"/>
       <w:numFmt w:val="bullet"/>
       <w:lvlText w:val="•"/>
@@ -5012,25 +5016,6 @@
       </w:pPr>
     </w:pPrDefault>
   </w:docDefaults>
-  <w:style w:type="paragraph" w:styleId="Normal" w:default="1">
-    <w:name w:val="Normal"/>
-    <w:qFormat/>
-  </w:style>
-  <w:style w:type="table" w:styleId="TableNormal" w:default="true">
-    <w:name w:val="Normal Table"/>
-    <w:uiPriority w:val="99"/>
-    <w:semiHidden/>
-    <w:unhideWhenUsed/>
-    <w:tblPr>
-      <w:tblInd w:type="dxa" w:w="0"/>
-      <w:tblCellMar>
-        <w:top w:type="dxa" w:w="0"/>
-        <w:left w:type="dxa" w:w="108"/>
-        <w:bottom w:type="dxa" w:w="0"/>
-        <w:right w:type="dxa" w:w="108"/>
-      </w:tblCellMar>
-    </w:tblPr>
-  </w:style>
   <w:style w:type="paragraph" w:styleId="Title">
     <w:name w:val="Title"/>
     <w:basedOn w:val="Normal"/>
@@ -5203,294 +5188,4 @@
     </w:rPr>
   </w:style>
 </w:styles>
-</file>
-
-<file path=word/theme/theme1.xml><?xml version="1.0" encoding="utf-8"?>
-<a:theme xmlns:a="http://schemas.openxmlformats.org/drawingml/2006/main" name="Office Theme">
-  <a:themeElements>
-    <a:clrScheme name="Office">
-      <a:dk1>
-        <a:sysClr val="windowText" lastClr="000000"/>
-      </a:dk1>
-      <a:lt1>
-        <a:sysClr val="window" lastClr="FFFFFF"/>
-      </a:lt1>
-      <a:dk2>
-        <a:srgbClr val="44546A"/>
-      </a:dk2>
-      <a:lt2>
-        <a:srgbClr val="E7E6E6"/>
-      </a:lt2>
-      <a:accent1>
-        <a:srgbClr val="4472C4"/>
-      </a:accent1>
-      <a:accent2>
-        <a:srgbClr val="ED7D31"/>
-      </a:accent2>
-      <a:accent3>
-        <a:srgbClr val="A5A5A5"/>
-      </a:accent3>
-      <a:accent4>
-        <a:srgbClr val="FFC000"/>
-      </a:accent4>
-      <a:accent5>
-        <a:srgbClr val="5B9BD5"/>
-      </a:accent5>
-      <a:accent6>
-        <a:srgbClr val="70AD47"/>
-      </a:accent6>
-      <a:hlink>
-        <a:srgbClr val="0563C1"/>
-      </a:hlink>
-      <a:folHlink>
-        <a:srgbClr val="954F72"/>
-      </a:folHlink>
-    </a:clrScheme>
-    <a:fontScheme name="Office">
-      <a:majorFont>
-        <a:latin typeface="Calibri Light" panose="020F0302020204030204"/>
-        <a:ea typeface=""/>
-        <a:cs typeface=""/>
-        <a:font script="Jpan" typeface="游ゴシック Light"/>
-        <a:font script="Hang" typeface="맑은 고딕"/>
-        <a:font script="Hans" typeface="等线 Light"/>
-        <a:font script="Hant" typeface="新細明體"/>
-        <a:font script="Arab" typeface="Times New Roman"/>
-        <a:font script="Hebr" typeface="Times New Roman"/>
-        <a:font script="Thai" typeface="Angsana New"/>
-        <a:font script="Ethi" typeface="Nyala"/>
-        <a:font script="Beng" typeface="Vrinda"/>
-        <a:font script="Gujr" typeface="Shruti"/>
-        <a:font script="Khmr" typeface="MoolBoran"/>
-        <a:font script="Knda" typeface="Tunga"/>
-        <a:font script="Guru" typeface="Raavi"/>
-        <a:font script="Cans" typeface="Euphemia"/>
-        <a:font script="Cher" typeface="Plantagenet Cherokee"/>
-        <a:font script="Yiii" typeface="Microsoft Yi Baiti"/>
-        <a:font script="Tibt" typeface="Microsoft Himalaya"/>
-        <a:font script="Thaa" typeface="MV Boli"/>
-        <a:font script="Deva" typeface="Mangal"/>
-        <a:font script="Telu" typeface="Gautami"/>
-        <a:font script="Taml" typeface="Latha"/>
-        <a:font script="Syrc" typeface="Estrangelo Edessa"/>
-        <a:font script="Orya" typeface="Kalinga"/>
-        <a:font script="Mlym" typeface="Kartika"/>
-        <a:font script="Laoo" typeface="DokChampa"/>
-        <a:font script="Sinh" typeface="Iskoola Pota"/>
-        <a:font script="Mong" typeface="Mongolian Baiti"/>
-        <a:font script="Viet" typeface="Times New Roman"/>
-        <a:font script="Uigh" typeface="Microsoft Uighur"/>
-        <a:font script="Geor" typeface="Sylfaen"/>
-        <a:font script="Armn" typeface="Arial"/>
-        <a:font script="Bugi" typeface="Leelawadee UI"/>
-        <a:font script="Bopo" typeface="Microsoft JhengHei"/>
-        <a:font script="Java" typeface="Javanese Text"/>
-        <a:font script="Lisu" typeface="Segoe UI"/>
-        <a:font script="Mymr" typeface="Myanmar Text"/>
-        <a:font script="Nkoo" typeface="Ebrima"/>
-        <a:font script="Olck" typeface="Nirmala UI"/>
-        <a:font script="Osma" typeface="Ebrima"/>
-        <a:font script="Phag" typeface="Phagspa"/>
-        <a:font script="Syrn" typeface="Estrangelo Edessa"/>
-        <a:font script="Syrj" typeface="Estrangelo Edessa"/>
-        <a:font script="Syre" typeface="Estrangelo Edessa"/>
-        <a:font script="Sora" typeface="Nirmala UI"/>
-        <a:font script="Tale" typeface="Microsoft Tai Le"/>
-        <a:font script="Talu" typeface="Microsoft New Tai Lue"/>
-        <a:font script="Tfng" typeface="Ebrima"/>
-      </a:majorFont>
-      <a:minorFont>
-        <a:latin typeface="Calibri" panose="020F0502020204030204"/>
-        <a:ea typeface=""/>
-        <a:cs typeface=""/>
-        <a:font script="Jpan" typeface="游明朝"/>
-        <a:font script="Hang" typeface="맑은 고딕"/>
-        <a:font script="Hans" typeface="等线"/>
-        <a:font script="Hant" typeface="新細明體"/>
-        <a:font script="Arab" typeface="Arial"/>
-        <a:font script="Hebr" typeface="Arial"/>
-        <a:font script="Thai" typeface="Cordia New"/>
-        <a:font script="Ethi" typeface="Nyala"/>
-        <a:font script="Beng" typeface="Vrinda"/>
-        <a:font script="Gujr" typeface="Shruti"/>
-        <a:font script="Khmr" typeface="DaunPenh"/>
-        <a:font script="Knda" typeface="Tunga"/>
-        <a:font script="Guru" typeface="Raavi"/>
-        <a:font script="Cans" typeface="Euphemia"/>
-        <a:font script="Cher" typeface="Plantagenet Cherokee"/>
-        <a:font script="Yiii" typeface="Microsoft Yi Baiti"/>
-        <a:font script="Tibt" typeface="Microsoft Himalaya"/>
-        <a:font script="Thaa" typeface="MV Boli"/>
-        <a:font script="Deva" typeface="Mangal"/>
-        <a:font script="Telu" typeface="Gautami"/>
-        <a:font script="Taml" typeface="Latha"/>
-        <a:font script="Syrc" typeface="Estrangelo Edessa"/>
-        <a:font script="Orya" typeface="Kalinga"/>
-        <a:font script="Mlym" typeface="Kartika"/>
-        <a:font script="Laoo" typeface="DokChampa"/>
-        <a:font script="Sinh" typeface="Iskoola Pota"/>
-        <a:font script="Mong" typeface="Mongolian Baiti"/>
-        <a:font script="Viet" typeface="Arial"/>
-        <a:font script="Uigh" typeface="Microsoft Uighur"/>
-        <a:font script="Geor" typeface="Sylfaen"/>
-        <a:font script="Armn" typeface="Arial"/>
-        <a:font script="Bugi" typeface="Leelawadee UI"/>
-        <a:font script="Bopo" typeface="Microsoft JhengHei"/>
-        <a:font script="Java" typeface="Javanese Text"/>
-        <a:font script="Lisu" typeface="Segoe UI"/>
-        <a:font script="Mymr" typeface="Myanmar Text"/>
-        <a:font script="Nkoo" typeface="Ebrima"/>
-        <a:font script="Olck" typeface="Nirmala UI"/>
-        <a:font script="Osma" typeface="Ebrima"/>
-        <a:font script="Phag" typeface="Phagspa"/>
-        <a:font script="Syrn" typeface="Estrangelo Edessa"/>
-        <a:font script="Syrj" typeface="Estrangelo Edessa"/>
-        <a:font script="Syre" typeface="Estrangelo Edessa"/>
-        <a:font script="Sora" typeface="Nirmala UI"/>
-        <a:font script="Tale" typeface="Microsoft Tai Le"/>
-        <a:font script="Talu" typeface="Microsoft New Tai Lue"/>
-        <a:font script="Tfng" typeface="Ebrima"/>
-      </a:minorFont>
-    </a:fontScheme>
-    <a:fmtScheme name="Office">
-      <a:fillStyleLst>
-        <a:solidFill>
-          <a:schemeClr val="phClr"/>
-        </a:solidFill>
-        <a:gradFill rotWithShape="true">
-          <a:gsLst>
-            <a:gs pos="0">
-              <a:schemeClr val="phClr">
-                <a:lumMod val="110000"/>
-                <a:satMod val="105000"/>
-                <a:tint val="67000"/>
-              </a:schemeClr>
-            </a:gs>
-            <a:gs pos="50000">
-              <a:schemeClr val="phClr">
-                <a:lumMod val="105000"/>
-                <a:satMod val="103000"/>
-                <a:tint val="73000"/>
-              </a:schemeClr>
-            </a:gs>
-            <a:gs pos="100000">
-              <a:schemeClr val="phClr">
-                <a:lumMod val="105000"/>
-                <a:satMod val="109000"/>
-                <a:tint val="81000"/>
-              </a:schemeClr>
-            </a:gs>
-          </a:gsLst>
-          <a:lin ang="5400000" scaled="false"/>
-        </a:gradFill>
-        <a:gradFill rotWithShape="true">
-          <a:gsLst>
-            <a:gs pos="0">
-              <a:schemeClr val="phClr">
-                <a:satMod val="103000"/>
-                <a:lumMod val="102000"/>
-                <a:tint val="94000"/>
-              </a:schemeClr>
-            </a:gs>
-            <a:gs pos="50000">
-              <a:schemeClr val="phClr">
-                <a:satMod val="110000"/>
-                <a:lumMod val="100000"/>
-                <a:shade val="100000"/>
-              </a:schemeClr>
-            </a:gs>
-            <a:gs pos="100000">
-              <a:schemeClr val="phClr">
-                <a:lumMod val="99000"/>
-                <a:satMod val="120000"/>
-                <a:shade val="78000"/>
-              </a:schemeClr>
-            </a:gs>
-          </a:gsLst>
-          <a:lin ang="5400000" scaled="false"/>
-        </a:gradFill>
-      </a:fillStyleLst>
-      <a:lnStyleLst>
-        <a:ln w="6350" cap="flat" cmpd="sng" algn="ctr">
-          <a:solidFill>
-            <a:schemeClr val="phClr"/>
-          </a:solidFill>
-          <a:prstDash val="solid"/>
-          <a:miter lim="800000"/>
-        </a:ln>
-        <a:ln w="12700" cap="flat" cmpd="sng" algn="ctr">
-          <a:solidFill>
-            <a:schemeClr val="phClr"/>
-          </a:solidFill>
-          <a:prstDash val="solid"/>
-          <a:miter lim="800000"/>
-        </a:ln>
-        <a:ln w="19050" cap="flat" cmpd="sng" algn="ctr">
-          <a:solidFill>
-            <a:schemeClr val="phClr"/>
-          </a:solidFill>
-          <a:prstDash val="solid"/>
-          <a:miter lim="800000"/>
-        </a:ln>
-      </a:lnStyleLst>
-      <a:effectStyleLst>
-        <a:effectStyle>
-          <a:effectLst/>
-        </a:effectStyle>
-        <a:effectStyle>
-          <a:effectLst/>
-        </a:effectStyle>
-        <a:effectStyle>
-          <a:effectLst>
-            <a:outerShdw blurRad="57150" dist="19050" dir="5400000" algn="ctr" rotWithShape="false">
-              <a:srgbClr val="000000">
-                <a:alpha val="63000"/>
-              </a:srgbClr>
-            </a:outerShdw>
-          </a:effectLst>
-        </a:effectStyle>
-      </a:effectStyleLst>
-      <a:bgFillStyleLst>
-        <a:solidFill>
-          <a:schemeClr val="phClr"/>
-        </a:solidFill>
-        <a:solidFill>
-          <a:schemeClr val="phClr">
-            <a:tint val="95000"/>
-            <a:satMod val="170000"/>
-          </a:schemeClr>
-        </a:solidFill>
-        <a:gradFill rotWithShape="true">
-          <a:gsLst>
-            <a:gs pos="0">
-              <a:schemeClr val="phClr">
-                <a:tint val="93000"/>
-                <a:satMod val="150000"/>
-                <a:shade val="98000"/>
-                <a:lumMod val="102000"/>
-              </a:schemeClr>
-            </a:gs>
-            <a:gs pos="50000">
-              <a:schemeClr val="phClr">
-                <a:tint val="98000"/>
-                <a:satMod val="130000"/>
-                <a:shade val="90000"/>
-                <a:lumMod val="103000"/>
-              </a:schemeClr>
-            </a:gs>
-            <a:gs pos="100000">
-              <a:schemeClr val="phClr">
-                <a:shade val="63000"/>
-                <a:satMod val="120000"/>
-              </a:schemeClr>
-            </a:gs>
-          </a:gsLst>
-          <a:lin ang="5400000" scaled="false"/>
-        </a:gradFill>
-      </a:bgFillStyleLst>
-    </a:fmtScheme>
-  </a:themeElements>
-  <a:objectDefaults/>
-  <a:extraClrSchemeLst/>
-</a:theme>
 </file>
--- a/docs/MeshPlugin_Инструкция.docx
+++ b/docs/MeshPlugin_Инструкция.docx
@@ -1411,6 +1411,70 @@
                 <w:b w:val="false"/>
                 <w:bCs w:val="false"/>
               </w:rPr>
+              <w:t xml:space="preserve">LIRREMESH</w:t>
+            </w:r>
+          </w:p>
+        </w:tc>
+        <w:tc>
+          <w:tcPr>
+            <w:tcW w:type="dxa" w:w="6550"/>
+            <w:tcMar>
+              <w:top w:type="dxa" w:w="80"/>
+              <w:left w:type="dxa" w:w="120"/>
+              <w:bottom w:type="dxa" w:w="80"/>
+              <w:right w:type="dxa" w:w="120"/>
+            </w:tcMar>
+          </w:tcPr>
+          <w:p>
+            <w:pPr>
+              <w:spacing w:after="0" w:line="264"/>
+            </w:pPr>
+            <w:r>
+              <w:rPr>
+                <w:b w:val="false"/>
+                <w:bCs w:val="false"/>
+              </w:rPr>
+              <w:t xml:space="preserve">Перебить сетку в указанной области (по желанию): сошьёт новую сетку с существующей</w:t>
+            </w:r>
+          </w:p>
+        </w:tc>
+      </w:tr>
+      <w:tr>
+        <w:tc>
+          <w:tcPr>
+            <w:tcW w:type="dxa" w:w="700"/>
+            <w:tcMar>
+              <w:top w:type="dxa" w:w="80"/>
+              <w:left w:type="dxa" w:w="120"/>
+              <w:bottom w:type="dxa" w:w="80"/>
+              <w:right w:type="dxa" w:w="120"/>
+            </w:tcMar>
+          </w:tcPr>
+          <w:p>
+            <w:pPr>
+              <w:spacing w:after="0" w:line="264"/>
+            </w:pPr>
+          </w:p>
+        </w:tc>
+        <w:tc>
+          <w:tcPr>
+            <w:tcW w:type="dxa" w:w="2100"/>
+            <w:tcMar>
+              <w:top w:type="dxa" w:w="80"/>
+              <w:left w:type="dxa" w:w="120"/>
+              <w:bottom w:type="dxa" w:w="80"/>
+              <w:right w:type="dxa" w:w="120"/>
+            </w:tcMar>
+          </w:tcPr>
+          <w:p>
+            <w:pPr>
+              <w:spacing w:after="0" w:line="264"/>
+            </w:pPr>
+            <w:r>
+              <w:rPr>
+                <w:b w:val="false"/>
+                <w:bCs w:val="false"/>
+              </w:rPr>
               <w:t xml:space="preserve">LIRTHICK</w:t>
             </w:r>
           </w:p>
@@ -2436,6 +2500,166 @@
         </w:rPr>
         <w:t xml:space="preserve">. Строить можно сколько угодно раз подряд: повторный запуск заменяет прежнюю сетку, а не кладёт вторую поверх.</w:t>
       </w:r>
+    </w:p>
+    <w:p>
+      <w:pPr>
+        <w:pStyle w:val="Heading2"/>
+        <w:spacing w:after="120" w:before="280"/>
+      </w:pPr>
+      <w:r>
+        <w:rPr>
+          <w:b/>
+          <w:bCs/>
+          <w:color w:val="1F4E79"/>
+          <w:sz w:val="25"/>
+          <w:szCs w:val="25"/>
+        </w:rPr>
+        <w:t xml:space="preserve">Перебить сетку в части плана: LIRREMESH</w:t>
+      </w:r>
+    </w:p>
+    <w:p>
+      <w:pPr>
+        <w:spacing w:after="120" w:line="276"/>
+      </w:pPr>
+      <w:r>
+        <w:rPr>
+          <w:b w:val="false"/>
+          <w:bCs w:val="false"/>
+        </w:rPr>
+        <w:t xml:space="preserve">Если сетка в целом устраивает, а один участок надо перебить заново — обведите этот участок замкнутой полилинией и вызовите </w:t>
+      </w:r>
+      <w:r>
+        <w:rPr>
+          <w:rFonts w:ascii="Consolas" w:cs="Consolas" w:eastAsia="Consolas" w:hAnsi="Consolas"/>
+          <w:b/>
+          <w:bCs/>
+          <w:sz w:val="20"/>
+          <w:szCs w:val="20"/>
+        </w:rPr>
+        <w:t xml:space="preserve">LIRREMESH</w:t>
+      </w:r>
+      <w:r>
+        <w:rPr>
+          <w:b w:val="false"/>
+          <w:bCs w:val="false"/>
+        </w:rPr>
+        <w:t xml:space="preserve">, задав шаг. Команда сама сотрёт старую сетку внутри обведённой области, построит новую и </w:t>
+      </w:r>
+      <w:r>
+        <w:rPr>
+          <w:b/>
+          <w:bCs/>
+        </w:rPr>
+        <w:t xml:space="preserve">сошьёт её с окружающей сеткой узел в узел</w:t>
+      </w:r>
+      <w:r>
+        <w:rPr>
+          <w:b w:val="false"/>
+          <w:bCs w:val="false"/>
+        </w:rPr>
+        <w:t xml:space="preserve">. Стирать старые линии руками не нужно.</w:t>
+      </w:r>
+    </w:p>
+    <w:p>
+      <w:pPr>
+        <w:spacing w:after="120" w:line="276"/>
+      </w:pPr>
+      <w:r>
+        <w:rPr>
+          <w:b w:val="false"/>
+          <w:bCs w:val="false"/>
+        </w:rPr>
+        <w:t xml:space="preserve">Вне области сетка не меняется вообще, поэтому все ваши ручные исправления в остальной части плана остаются. Стены, пилоны, отверстия и дверные косяки внутри области учитываются как при обычном построении; двери команда не двигает — их уже поставило основное построение.</w:t>
+      </w:r>
+    </w:p>
+    <w:p>
+      <w:pPr>
+        <w:spacing w:after="120" w:line="276"/>
+      </w:pPr>
+      <w:r>
+        <w:rPr>
+          <w:b w:val="false"/>
+          <w:bCs w:val="false"/>
+        </w:rPr>
+        <w:t xml:space="preserve">На стыке возможны треугольные элементы: там, где линия новой сетки не совпала с линией наружной, соседний элемент уходит в ЛИРУ веером треугольников. Это нормальный переход, связь между элементами при этом полная.</w:t>
+      </w:r>
+    </w:p>
+    <w:p>
+      <w:pPr>
+        <w:spacing w:after="160"/>
+      </w:pPr>
+    </w:p>
+    <w:tbl>
+      <w:tblPr>
+        <w:tblW w:type="dxa" w:w="9350"/>
+        <w:tblBorders>
+          <w:top w:val="single" w:color="auto" w:sz="4"/>
+          <w:left w:val="single" w:color="auto" w:sz="4"/>
+          <w:bottom w:val="single" w:color="auto" w:sz="4"/>
+          <w:right w:val="single" w:color="auto" w:sz="4"/>
+          <w:insideH w:val="single" w:color="auto" w:sz="4"/>
+          <w:insideV w:val="single" w:color="auto" w:sz="4"/>
+        </w:tblBorders>
+      </w:tblPr>
+      <w:tblGrid>
+        <w:gridCol w:w="9350"/>
+      </w:tblGrid>
+      <w:tr>
+        <w:tc>
+          <w:tcPr>
+            <w:tcW w:type="dxa" w:w="9350"/>
+            <w:shd w:fill="F2F2F2" w:val="clear"/>
+            <w:tcMar>
+              <w:top w:type="dxa" w:w="120"/>
+              <w:left w:type="dxa" w:w="160"/>
+              <w:bottom w:type="dxa" w:w="120"/>
+              <w:right w:type="dxa" w:w="160"/>
+            </w:tcMar>
+          </w:tcPr>
+          <w:p>
+            <w:pPr>
+              <w:spacing w:after="0" w:line="276"/>
+            </w:pPr>
+            <w:r>
+              <w:rPr>
+                <w:b/>
+                <w:bCs/>
+                <w:color w:val="9C2B00"/>
+              </w:rPr>
+              <w:t xml:space="preserve">Ограничение: </w:t>
+            </w:r>
+            <w:r>
+              <w:rPr>
+                <w:b w:val="false"/>
+                <w:bCs w:val="false"/>
+              </w:rPr>
+              <w:t xml:space="preserve">граница области не должна рассекать контур отверстия или пилона — обводите их целиком либо не захватывайте вовсе. Такие места команда отмечает кругами в слое </w:t>
+            </w:r>
+            <w:r>
+              <w:rPr>
+                <w:rFonts w:ascii="Consolas" w:cs="Consolas" w:eastAsia="Consolas" w:hAnsi="Consolas"/>
+                <w:b w:val="false"/>
+                <w:bCs w:val="false"/>
+                <w:sz w:val="20"/>
+                <w:szCs w:val="20"/>
+              </w:rPr>
+              <w:t xml:space="preserve">ПРОБЛЕМА</w:t>
+            </w:r>
+            <w:r>
+              <w:rPr>
+                <w:b w:val="false"/>
+                <w:bCs w:val="false"/>
+              </w:rPr>
+              <w:t xml:space="preserve"> и работать отказывается.</w:t>
+            </w:r>
+          </w:p>
+        </w:tc>
+      </w:tr>
+    </w:tbl>
+    <w:p>
+      <w:pPr>
+        <w:spacing w:after="120" w:line="276"/>
+      </w:pPr>
     </w:p>
     <w:p>
       <w:pPr>

--- a/docs/MeshPlugin_Инструкция.docx
+++ b/docs/MeshPlugin_Инструкция.docx
@@ -2570,6 +2570,35 @@
           <w:bCs w:val="false"/>
         </w:rPr>
         <w:t xml:space="preserve">Вне области сетка не меняется вообще, поэтому все ваши ручные исправления в остальной части плана остаются. Стены, пилоны, отверстия и дверные косяки внутри области учитываются как при обычном построении; двери команда не двигает — их уже поставило основное построение.</w:t>
+      </w:r>
+    </w:p>
+    <w:p>
+      <w:pPr>
+        <w:spacing w:after="120" w:line="276"/>
+      </w:pPr>
+      <w:r>
+        <w:rPr>
+          <w:b w:val="false"/>
+          <w:bCs w:val="false"/>
+        </w:rPr>
+        <w:t xml:space="preserve">Если в области есть участки плиты другой толщины, их границы команда восстановит сама — повторять </w:t>
+      </w:r>
+      <w:r>
+        <w:rPr>
+          <w:rFonts w:ascii="Consolas" w:cs="Consolas" w:eastAsia="Consolas" w:hAnsi="Consolas"/>
+          <w:b w:val="false"/>
+          <w:bCs w:val="false"/>
+          <w:sz w:val="20"/>
+          <w:szCs w:val="20"/>
+        </w:rPr>
+        <w:t xml:space="preserve">LIRTHICK</w:t>
+      </w:r>
+      <w:r>
+        <w:rPr>
+          <w:b w:val="false"/>
+          <w:bCs w:val="false"/>
+        </w:rPr>
+        <w:t xml:space="preserve"> после перестроения не нужно.</w:t>
       </w:r>
     </w:p>
     <w:p>

--- a/docs/MeshPlugin_Инструкция.docx
+++ b/docs/MeshPlugin_Инструкция.docx
@@ -2655,14 +2655,14 @@
                 <w:bCs/>
                 <w:color w:val="9C2B00"/>
               </w:rPr>
-              <w:t xml:space="preserve">Ограничение: </w:t>
-            </w:r>
-            <w:r>
-              <w:rPr>
-                <w:b w:val="false"/>
-                <w:bCs w:val="false"/>
-              </w:rPr>
-              <w:t xml:space="preserve">граница области не должна рассекать контур отверстия или пилона — обводите их целиком либо не захватывайте вовсе. Такие места команда отмечает кругами в слое </w:t>
+              <w:t xml:space="preserve">Если область режет отверстие или пилон: </w:t>
+            </w:r>
+            <w:r>
+              <w:rPr>
+                <w:b w:val="false"/>
+                <w:bCs w:val="false"/>
+              </w:rPr>
+              <w:t xml:space="preserve">команда обрежет его по границе области — внутри будет учтена только попавшая часть. Исключение — область, обведённая вогнутым контуром, и отпечаток пилона, срезанный по диагонали: такие места отмечаются кругами в слое </w:t>
             </w:r>
             <w:r>
               <w:rPr>
@@ -2679,7 +2679,7 @@
                 <w:b w:val="false"/>
                 <w:bCs w:val="false"/>
               </w:rPr>
-              <w:t xml:space="preserve"> и работать отказывается.</w:t>
+              <w:t xml:space="preserve">, и команда работать отказывается. Проще всего обводить область прямоугольником.</w:t>
             </w:r>
           </w:p>
         </w:tc>

--- a/docs/MeshPlugin_Инструкция.docx
+++ b/docs/MeshPlugin_Инструкция.docx
@@ -2610,7 +2610,7 @@
           <w:b w:val="false"/>
           <w:bCs w:val="false"/>
         </w:rPr>
-        <w:t xml:space="preserve">На стыке возможны треугольные элементы: там, где линия новой сетки не совпала с линией наружной, соседний элемент уходит в ЛИРУ веером треугольников. Это нормальный переход, связь между элементами при этом полная.</w:t>
+        <w:t xml:space="preserve">Новая сетка обязана пройти через каждый узел окружающей, поэтому её линии продолжают наружные насквозь. Исключение — узлы вплотную к краю области: там линию ставить некуда, и стык получается Т-образным. Связь при этом полная, но если нужен стык без Т-узлов, обводите область по линиям существующей сетки.</w:t>
       </w:r>
     </w:p>
     <w:p>

--- a/docs/MeshPlugin_Инструкция.docx
+++ b/docs/MeshPlugin_Инструкция.docx
@@ -2526,7 +2526,21 @@
           <w:b w:val="false"/>
           <w:bCs w:val="false"/>
         </w:rPr>
-        <w:t xml:space="preserve">Если сетка в целом устраивает, а один участок надо перебить заново — обведите этот участок замкнутой полилинией и вызовите </w:t>
+        <w:t xml:space="preserve">Если сетка в целом устраивает, а один участок надо перебить заново — обведите этот участок замкнутой полилинией </w:t>
+      </w:r>
+      <w:r>
+        <w:rPr>
+          <w:b/>
+          <w:bCs/>
+        </w:rPr>
+        <w:t xml:space="preserve">с запасом в один ряд элементов</w:t>
+      </w:r>
+      <w:r>
+        <w:rPr>
+          <w:b w:val="false"/>
+          <w:bCs w:val="false"/>
+        </w:rPr>
+        <w:t xml:space="preserve"> и вызовите </w:t>
       </w:r>
       <w:r>
         <w:rPr>
@@ -2543,14 +2557,14 @@
           <w:b w:val="false"/>
           <w:bCs w:val="false"/>
         </w:rPr>
-        <w:t xml:space="preserve">, задав шаг. Команда сама сотрёт старую сетку внутри обведённой области, построит новую и </w:t>
+        <w:t xml:space="preserve">, задав шаг. Команда сама сотрёт старую сетку внутри и </w:t>
       </w:r>
       <w:r>
         <w:rPr>
           <w:b/>
           <w:bCs/>
         </w:rPr>
-        <w:t xml:space="preserve">сошьёт её с окружающей сеткой узел в узел</w:t>
+        <w:t xml:space="preserve">сошьёт новую с окружающей узел в узел</w:t>
       </w:r>
       <w:r>
         <w:rPr>
@@ -2558,6 +2572,18 @@
           <w:bCs w:val="false"/>
         </w:rPr>
         <w:t xml:space="preserve">. Стирать старые линии руками не нужно.</w:t>
+      </w:r>
+    </w:p>
+    <w:p>
+      <w:pPr>
+        <w:spacing w:after="120" w:line="276"/>
+      </w:pPr>
+      <w:r>
+        <w:rPr>
+          <w:b w:val="false"/>
+          <w:bCs w:val="false"/>
+        </w:rPr>
+        <w:t xml:space="preserve">Границу области команда переставляет внутрь, на ближайшие линии существующей сетки: ряд элементов между вашим контуром и новой границей остаётся нетронутым и служит стыком. Поэтому контур можно вести на глаз — лишь бы он захватывал один ряд заведомо хорошей сетки.</w:t>
       </w:r>
     </w:p>
     <w:p>

--- a/docs/MeshPlugin_Инструкция.docx
+++ b/docs/MeshPlugin_Инструкция.docx
@@ -57,7 +57,7 @@
           <w:sz w:val="20"/>
           <w:szCs w:val="20"/>
         </w:rPr>
-        <w:t xml:space="preserve">Редакция 20.09.2026</w:t>
+        <w:t xml:space="preserve">Редакция 08.10.2026</w:t>
       </w:r>
     </w:p>
     <w:p>
@@ -1498,7 +1498,7 @@
                 <w:b w:val="false"/>
                 <w:bCs w:val="false"/>
               </w:rPr>
-              <w:t xml:space="preserve">Плита другой толщины на участке (по желанию): контур участка и подтяжка готовой сетки к нему</w:t>
+              <w:t xml:space="preserve">Плита другой толщины на участке (по желанию): выбрать контуры и назначить толщину</w:t>
             </w:r>
           </w:p>
         </w:tc>
@@ -2741,7 +2741,7 @@
           <w:b w:val="false"/>
           <w:bCs w:val="false"/>
         </w:rPr>
-        <w:t xml:space="preserve">Если на участке плита толще, чем вокруг — под пилонами, в зоне продавливания, — начертите замкнутый контур этого участка поверх готовой сетки и вызовите </w:t>
+        <w:t xml:space="preserve">Начертите замкнутые контуры участков без дуг, вызовите </w:t>
       </w:r>
       <w:r>
         <w:rPr>
@@ -2758,7 +2758,7 @@
           <w:b w:val="false"/>
           <w:bCs w:val="false"/>
         </w:rPr>
-        <w:t xml:space="preserve">. Команда спросит толщину плиты в зоне и допуск подтяжки, уведёт контур в слой </w:t>
+        <w:t xml:space="preserve">, выберите контуры и задайте толщину плиты в миллиметрах. Команда перенесёт их на слой </w:t>
       </w:r>
       <w:r>
         <w:rPr>
@@ -2775,47 +2775,43 @@
           <w:b w:val="false"/>
           <w:bCs w:val="false"/>
         </w:rPr>
-        <w:t xml:space="preserve"> и </w:t>
-      </w:r>
+        <w:t xml:space="preserve">. Для разных толщин вызовите команду отдельно.</w:t>
+      </w:r>
+    </w:p>
+    <w:p>
+      <w:pPr>
+        <w:spacing w:after="120" w:line="276"/>
+      </w:pPr>
       <w:r>
         <w:rPr>
           <w:b/>
           <w:bCs/>
         </w:rPr>
-        <w:t xml:space="preserve">подтянет к нему уже построенную сетку</w:t>
-      </w:r>
-      <w:r>
-        <w:rPr>
-          <w:b w:val="false"/>
-          <w:bCs w:val="false"/>
-        </w:rPr>
-        <w:t xml:space="preserve">: узел, который ближе допуска к контуру, сядет ровно на контур; линия, пересёкшая контур, получит в этом месте узел; сами грани контура станут линиями сетки.</w:t>
-      </w:r>
-    </w:p>
-    <w:p>
-      <w:pPr>
-        <w:spacing w:after="120" w:line="276"/>
-      </w:pPr>
-      <w:r>
-        <w:rPr>
-          <w:b w:val="false"/>
-          <w:bCs w:val="false"/>
-        </w:rPr>
-        <w:t xml:space="preserve">Сетка при этом </w:t>
-      </w:r>
-      <w:r>
-        <w:rPr>
+        <w:t xml:space="preserve">Сетку команда не меняет.</w:t>
+      </w:r>
+      <w:r>
+        <w:rPr>
+          <w:b w:val="false"/>
+          <w:bCs w:val="false"/>
+        </w:rPr>
+        <w:t xml:space="preserve"> Совместите границы участков с рёбрами элементов вручную. При </w:t>
+      </w:r>
+      <w:r>
+        <w:rPr>
+          <w:rFonts w:ascii="Consolas" w:cs="Consolas" w:eastAsia="Consolas" w:hAnsi="Consolas"/>
           <w:b/>
           <w:bCs/>
-        </w:rPr>
-        <w:t xml:space="preserve">не перестраивается заново</w:t>
-      </w:r>
-      <w:r>
-        <w:rPr>
-          <w:b w:val="false"/>
-          <w:bCs w:val="false"/>
-        </w:rPr>
-        <w:t xml:space="preserve"> — ваши ручные исправления остаются. Меняется только полоса вокруг зоны, остальной план не трогается вовсе. Перед работой команда сохраняет чертёж — это точка возврата.</w:t>
+          <w:sz w:val="20"/>
+          <w:szCs w:val="20"/>
+        </w:rPr>
+        <w:t xml:space="preserve">LIREXPORT</w:t>
+      </w:r>
+      <w:r>
+        <w:rPr>
+          <w:b w:val="false"/>
+          <w:bCs w:val="false"/>
+        </w:rPr>
+        <w:t xml:space="preserve"> элементы плиты внутри участка получат отдельную жёсткость GEI с заданной толщиной; расшифровка появится в файле легенды рядом с задачей.</w:t>
       </w:r>
     </w:p>
     <w:p>
@@ -2827,7 +2823,7 @@
           <w:b w:val="false"/>
           <w:bCs w:val="false"/>
         </w:rPr>
-        <w:t xml:space="preserve">Допуск по умолчанию 120 мм — это примерно 40% шага 300. Больше половины шага задавать не стоит: узел перескочит соседнюю линию и ячейка вывернется, команда об этом предупредит. Контур, уже лежащий ровно по линиям сетки, не меняет ничего — повторный вызов безопасен.</w:t>
+        <w:t xml:space="preserve">Участок выбирается по центру элемента. Если контур пересекает элемент, толщина назначается всему элементу по его центру. Для вложенных участков приоритет имеет меньший по площади контур. Отметка плиты по высоте не меняется.</w:t>
       </w:r>
     </w:p>
     <w:p>
@@ -2879,7 +2875,7 @@
                 <w:b w:val="false"/>
                 <w:bCs w:val="false"/>
               </w:rPr>
-              <w:t xml:space="preserve">пилоны от участка другой толщины не меняются ничем — ни сеткой отпечатка, ни жёсткостью в ЛИРЕ. Участок другой толщины достаётся только пластинам самой плиты. И наоборот: после повторного </w:t>
+              <w:t xml:space="preserve">пилоны сохраняют свои жёсткости. После повторного </w:t>
             </w:r>
             <w:r>
               <w:rPr>
@@ -2896,7 +2892,7 @@
                 <w:b w:val="false"/>
                 <w:bCs w:val="false"/>
               </w:rPr>
-              <w:t xml:space="preserve"> сетка строится заново, поэтому </w:t>
+              <w:t xml:space="preserve"> контуры с толщинами остаются, но сетку у их границ нужно проверить и поправить вручную. Повторять </w:t>
             </w:r>
             <w:r>
               <w:rPr>
@@ -2913,7 +2909,7 @@
                 <w:b w:val="false"/>
                 <w:bCs w:val="false"/>
               </w:rPr>
-              <w:t xml:space="preserve"> придётся вызвать ещё раз.</w:t>
+              <w:t xml:space="preserve"> для сохранённых контуров не требуется.</w:t>
             </w:r>
           </w:p>
         </w:tc>
@@ -5057,7 +5053,7 @@
       </w:r>
     </w:p>
     <w:sectPr>
-      <w:footerReference w:type="default" r:id="rId7"/>
+      <w:footerReference w:type="default" r:id="rId6"/>
       <w:pgSz w:w="11906" w:h="16838" w:orient="portrait"/>
       <w:pgMar w:top="1134" w:right="850" w:bottom="1134" w:left="1300" w:header="708" w:footer="708" w:gutter="0"/>
       <w:pgNumType/>
@@ -5065,10 +5061,6 @@
     </w:sectPr>
   </w:body>
 </w:document>
-</file>
-
-<file path=word/comments.xml><?xml version="1.0" encoding="utf-8"?>
-<w:comments xmlns:cx="http://schemas.microsoft.com/office/drawing/2014/chartex" xmlns:cx1="http://schemas.microsoft.com/office/drawing/2015/9/8/chartex" xmlns:cx2="http://schemas.microsoft.com/office/drawing/2015/10/21/chartex" xmlns:cx3="http://schemas.microsoft.com/office/drawing/2016/5/9/chartex" xmlns:cx4="http://schemas.microsoft.com/office/drawing/2016/5/10/chartex" xmlns:cx5="http://schemas.microsoft.com/office/drawing/2016/5/11/chartex" xmlns:cx6="http://schemas.microsoft.com/office/drawing/2016/5/12/chartex" xmlns:cx7="http://schemas.microsoft.com/office/drawing/2016/5/13/chartex" xmlns:cx8="http://schemas.microsoft.com/office/drawing/2016/5/14/chartex" xmlns:mc="http://schemas.openxmlformats.org/markup-compatibility/2006" xmlns:aink="http://schemas.microsoft.com/office/drawing/2016/ink" xmlns:am3d="http://schemas.microsoft.com/office/drawing/2017/model3d" xmlns:o="urn:schemas-microsoft-com:office:office" xmlns:r="http://schemas.openxmlformats.org/officeDocument/2006/relationships" xmlns:m="http://schemas.openxmlformats.org/officeDocument/2006/math" xmlns:v="urn:schemas-microsoft-com:vml" xmlns:wp14="http://schemas.microsoft.com/office/word/2010/wordprocessingDrawing" xmlns:wp="http://schemas.openxmlformats.org/drawingml/2006/wordprocessingDrawing" xmlns:w10="urn:schemas-microsoft-com:office:word" xmlns:w="http://schemas.openxmlformats.org/wordprocessingml/2006/main" xmlns:w14="http://schemas.microsoft.com/office/word/2010/wordml" xmlns:w15="http://schemas.microsoft.com/office/word/2012/wordml" xmlns:w16cex="http://schemas.microsoft.com/office/word/2018/wordml/cex" xmlns:w16cid="http://schemas.microsoft.com/office/word/2016/wordml/cid" xmlns:w16="http://schemas.microsoft.com/office/word/2018/wordml" xmlns:w16sdtdh="http://schemas.microsoft.com/office/word/2020/wordml/sdtdatahash" xmlns:w16se="http://schemas.microsoft.com/office/word/2015/wordml/symex" xmlns:wpg="http://schemas.microsoft.com/office/word/2010/wordprocessingGroup" xmlns:wpi="http://schemas.microsoft.com/office/word/2010/wordprocessingInk" xmlns:wne="http://schemas.microsoft.com/office/word/2006/wordml" xmlns:wps="http://schemas.microsoft.com/office/word/2010/wordprocessingShape"/>
 </file>
 
 <file path=word/endnotes.xml><?xml version="1.0" encoding="utf-8"?>
@@ -5170,7 +5162,7 @@
 <w:numbering xmlns:wpc="http://schemas.microsoft.com/office/word/2010/wordprocessingCanvas" xmlns:mc="http://schemas.openxmlformats.org/markup-compatibility/2006" xmlns:o="urn:schemas-microsoft-com:office:office" xmlns:r="http://schemas.openxmlformats.org/officeDocument/2006/relationships" xmlns:m="http://schemas.openxmlformats.org/officeDocument/2006/math" xmlns:v="urn:schemas-microsoft-com:vml" xmlns:wp14="http://schemas.microsoft.com/office/word/2010/wordprocessingDrawing" xmlns:wp="http://schemas.openxmlformats.org/drawingml/2006/wordprocessingDrawing" xmlns:w10="urn:schemas-microsoft-com:office:word" xmlns:w="http://schemas.openxmlformats.org/wordprocessingml/2006/main" xmlns:w14="http://schemas.microsoft.com/office/word/2010/wordml" xmlns:w15="http://schemas.microsoft.com/office/word/2012/wordml" xmlns:wpg="http://schemas.microsoft.com/office/word/2010/wordprocessingGroup" xmlns:wpi="http://schemas.microsoft.com/office/word/2010/wordprocessingInk" xmlns:wne="http://schemas.microsoft.com/office/word/2006/wordml" xmlns:wps="http://schemas.microsoft.com/office/word/2010/wordprocessingShape" mc:Ignorable="w14 w15 wp14">
   <w:abstractNum w:abstractNumId="1" w15:restartNumberingAfterBreak="0">
     <w:multiLevelType w:val="hybridMultilevel"/>
-    <w:lvl w:ilvl="0" w15:tentative="1">
+    <w:lvl w:ilvl="0" w:tentative="1">
       <w:start w:val="1"/>
       <w:numFmt w:val="bullet"/>
       <w:lvlText w:val="●"/>
@@ -5179,7 +5171,7 @@
         <w:ind w:left="720" w:hanging="360"/>
       </w:pPr>
     </w:lvl>
-    <w:lvl w:ilvl="1" w15:tentative="1">
+    <w:lvl w:ilvl="1" w:tentative="1">
       <w:start w:val="1"/>
       <w:numFmt w:val="bullet"/>
       <w:lvlText w:val="○"/>
@@ -5188,7 +5180,7 @@
         <w:ind w:left="1440" w:hanging="360"/>
       </w:pPr>
     </w:lvl>
-    <w:lvl w:ilvl="2" w15:tentative="1">
+    <w:lvl w:ilvl="2" w:tentative="1">
       <w:start w:val="1"/>
       <w:numFmt w:val="bullet"/>
       <w:lvlText w:val="■"/>
@@ -5197,7 +5189,7 @@
         <w:ind w:left="2160" w:hanging="360"/>
       </w:pPr>
     </w:lvl>
-    <w:lvl w:ilvl="3" w15:tentative="1">
+    <w:lvl w:ilvl="3" w:tentative="1">
       <w:start w:val="1"/>
       <w:numFmt w:val="bullet"/>
       <w:lvlText w:val="●"/>
@@ -5206,7 +5198,7 @@
         <w:ind w:left="2880" w:hanging="360"/>
       </w:pPr>
     </w:lvl>
-    <w:lvl w:ilvl="4" w15:tentative="1">
+    <w:lvl w:ilvl="4" w:tentative="1">
       <w:start w:val="1"/>
       <w:numFmt w:val="bullet"/>
       <w:lvlText w:val="○"/>
@@ -5215,7 +5207,7 @@
         <w:ind w:left="3600" w:hanging="360"/>
       </w:pPr>
     </w:lvl>
-    <w:lvl w:ilvl="5" w15:tentative="1">
+    <w:lvl w:ilvl="5" w:tentative="1">
       <w:start w:val="1"/>
       <w:numFmt w:val="bullet"/>
       <w:lvlText w:val="■"/>
@@ -5224,7 +5216,7 @@
         <w:ind w:left="4320" w:hanging="360"/>
       </w:pPr>
     </w:lvl>
-    <w:lvl w:ilvl="6" w15:tentative="1">
+    <w:lvl w:ilvl="6" w:tentative="1">
       <w:start w:val="1"/>
       <w:numFmt w:val="bullet"/>
       <w:lvlText w:val="●"/>
@@ -5233,7 +5225,7 @@
         <w:ind w:left="5040" w:hanging="360"/>
       </w:pPr>
     </w:lvl>
-    <w:lvl w:ilvl="7" w15:tentative="1">
+    <w:lvl w:ilvl="7" w:tentative="1">
       <w:start w:val="1"/>
       <w:numFmt w:val="bullet"/>
       <w:lvlText w:val="●"/>
@@ -5242,7 +5234,7 @@
         <w:ind w:left="5760" w:hanging="360"/>
       </w:pPr>
     </w:lvl>
-    <w:lvl w:ilvl="8" w15:tentative="1">
+    <w:lvl w:ilvl="8" w:tentative="1">
       <w:start w:val="1"/>
       <w:numFmt w:val="bullet"/>
       <w:lvlText w:val="●"/>
@@ -5254,7 +5246,7 @@
   </w:abstractNum>
   <w:abstractNum w:abstractNumId="2" w15:restartNumberingAfterBreak="0">
     <w:multiLevelType w:val="hybridMultilevel"/>
-    <w:lvl w:ilvl="0" w15:tentative="1">
+    <w:lvl w:ilvl="0" w:tentative="1">
       <w:start w:val="1"/>
       <w:numFmt w:val="bullet"/>
       <w:lvlText w:val="•"/>
@@ -5295,6 +5287,25 @@
       </w:pPr>
     </w:pPrDefault>
   </w:docDefaults>
+  <w:style w:type="paragraph" w:styleId="Normal" w:default="1">
+    <w:name w:val="Normal"/>
+    <w:qFormat/>
+  </w:style>
+  <w:style w:type="table" w:styleId="TableNormal" w:default="true">
+    <w:name w:val="Normal Table"/>
+    <w:uiPriority w:val="99"/>
+    <w:semiHidden/>
+    <w:unhideWhenUsed/>
+    <w:tblPr>
+      <w:tblInd w:type="dxa" w:w="0"/>
+      <w:tblCellMar>
+        <w:top w:type="dxa" w:w="0"/>
+        <w:left w:type="dxa" w:w="108"/>
+        <w:bottom w:type="dxa" w:w="0"/>
+        <w:right w:type="dxa" w:w="108"/>
+      </w:tblCellMar>
+    </w:tblPr>
+  </w:style>
   <w:style w:type="paragraph" w:styleId="Title">
     <w:name w:val="Title"/>
     <w:basedOn w:val="Normal"/>
@@ -5467,4 +5478,294 @@
     </w:rPr>
   </w:style>
 </w:styles>
+</file>
+
+<file path=word/theme/theme1.xml><?xml version="1.0" encoding="utf-8"?>
+<a:theme xmlns:a="http://schemas.openxmlformats.org/drawingml/2006/main" name="Office Theme">
+  <a:themeElements>
+    <a:clrScheme name="Office">
+      <a:dk1>
+        <a:sysClr val="windowText" lastClr="000000"/>
+      </a:dk1>
+      <a:lt1>
+        <a:sysClr val="window" lastClr="FFFFFF"/>
+      </a:lt1>
+      <a:dk2>
+        <a:srgbClr val="44546A"/>
+      </a:dk2>
+      <a:lt2>
+        <a:srgbClr val="E7E6E6"/>
+      </a:lt2>
+      <a:accent1>
+        <a:srgbClr val="4472C4"/>
+      </a:accent1>
+      <a:accent2>
+        <a:srgbClr val="ED7D31"/>
+      </a:accent2>
+      <a:accent3>
+        <a:srgbClr val="A5A5A5"/>
+      </a:accent3>
+      <a:accent4>
+        <a:srgbClr val="FFC000"/>
+      </a:accent4>
+      <a:accent5>
+        <a:srgbClr val="5B9BD5"/>
+      </a:accent5>
+      <a:accent6>
+        <a:srgbClr val="70AD47"/>
+      </a:accent6>
+      <a:hlink>
+        <a:srgbClr val="0563C1"/>
+      </a:hlink>
+      <a:folHlink>
+        <a:srgbClr val="954F72"/>
+      </a:folHlink>
+    </a:clrScheme>
+    <a:fontScheme name="Office">
+      <a:majorFont>
+        <a:latin typeface="Calibri Light" panose="020F0302020204030204"/>
+        <a:ea typeface=""/>
+        <a:cs typeface=""/>
+        <a:font script="Jpan" typeface="游ゴシック Light"/>
+        <a:font script="Hang" typeface="맑은 고딕"/>
+        <a:font script="Hans" typeface="等线 Light"/>
+        <a:font script="Hant" typeface="新細明體"/>
+        <a:font script="Arab" typeface="Times New Roman"/>
+        <a:font script="Hebr" typeface="Times New Roman"/>
+        <a:font script="Thai" typeface="Angsana New"/>
+        <a:font script="Ethi" typeface="Nyala"/>
+        <a:font script="Beng" typeface="Vrinda"/>
+        <a:font script="Gujr" typeface="Shruti"/>
+        <a:font script="Khmr" typeface="MoolBoran"/>
+        <a:font script="Knda" typeface="Tunga"/>
+        <a:font script="Guru" typeface="Raavi"/>
+        <a:font script="Cans" typeface="Euphemia"/>
+        <a:font script="Cher" typeface="Plantagenet Cherokee"/>
+        <a:font script="Yiii" typeface="Microsoft Yi Baiti"/>
+        <a:font script="Tibt" typeface="Microsoft Himalaya"/>
+        <a:font script="Thaa" typeface="MV Boli"/>
+        <a:font script="Deva" typeface="Mangal"/>
+        <a:font script="Telu" typeface="Gautami"/>
+        <a:font script="Taml" typeface="Latha"/>
+        <a:font script="Syrc" typeface="Estrangelo Edessa"/>
+        <a:font script="Orya" typeface="Kalinga"/>
+        <a:font script="Mlym" typeface="Kartika"/>
+        <a:font script="Laoo" typeface="DokChampa"/>
+        <a:font script="Sinh" typeface="Iskoola Pota"/>
+        <a:font script="Mong" typeface="Mongolian Baiti"/>
+        <a:font script="Viet" typeface="Times New Roman"/>
+        <a:font script="Uigh" typeface="Microsoft Uighur"/>
+        <a:font script="Geor" typeface="Sylfaen"/>
+        <a:font script="Armn" typeface="Arial"/>
+        <a:font script="Bugi" typeface="Leelawadee UI"/>
+        <a:font script="Bopo" typeface="Microsoft JhengHei"/>
+        <a:font script="Java" typeface="Javanese Text"/>
+        <a:font script="Lisu" typeface="Segoe UI"/>
+        <a:font script="Mymr" typeface="Myanmar Text"/>
+        <a:font script="Nkoo" typeface="Ebrima"/>
+        <a:font script="Olck" typeface="Nirmala UI"/>
+        <a:font script="Osma" typeface="Ebrima"/>
+        <a:font script="Phag" typeface="Phagspa"/>
+        <a:font script="Syrn" typeface="Estrangelo Edessa"/>
+        <a:font script="Syrj" typeface="Estrangelo Edessa"/>
+        <a:font script="Syre" typeface="Estrangelo Edessa"/>
+        <a:font script="Sora" typeface="Nirmala UI"/>
+        <a:font script="Tale" typeface="Microsoft Tai Le"/>
+        <a:font script="Talu" typeface="Microsoft New Tai Lue"/>
+        <a:font script="Tfng" typeface="Ebrima"/>
+      </a:majorFont>
+      <a:minorFont>
+        <a:latin typeface="Calibri" panose="020F0502020204030204"/>
+        <a:ea typeface=""/>
+        <a:cs typeface=""/>
+        <a:font script="Jpan" typeface="游明朝"/>
+        <a:font script="Hang" typeface="맑은 고딕"/>
+        <a:font script="Hans" typeface="等线"/>
+        <a:font script="Hant" typeface="新細明體"/>
+        <a:font script="Arab" typeface="Arial"/>
+        <a:font script="Hebr" typeface="Arial"/>
+        <a:font script="Thai" typeface="Cordia New"/>
+        <a:font script="Ethi" typeface="Nyala"/>
+        <a:font script="Beng" typeface="Vrinda"/>
+        <a:font script="Gujr" typeface="Shruti"/>
+        <a:font script="Khmr" typeface="DaunPenh"/>
+        <a:font script="Knda" typeface="Tunga"/>
+        <a:font script="Guru" typeface="Raavi"/>
+        <a:font script="Cans" typeface="Euphemia"/>
+        <a:font script="Cher" typeface="Plantagenet Cherokee"/>
+        <a:font script="Yiii" typeface="Microsoft Yi Baiti"/>
+        <a:font script="Tibt" typeface="Microsoft Himalaya"/>
+        <a:font script="Thaa" typeface="MV Boli"/>
+        <a:font script="Deva" typeface="Mangal"/>
+        <a:font script="Telu" typeface="Gautami"/>
+        <a:font script="Taml" typeface="Latha"/>
+        <a:font script="Syrc" typeface="Estrangelo Edessa"/>
+        <a:font script="Orya" typeface="Kalinga"/>
+        <a:font script="Mlym" typeface="Kartika"/>
+        <a:font script="Laoo" typeface="DokChampa"/>
+        <a:font script="Sinh" typeface="Iskoola Pota"/>
+        <a:font script="Mong" typeface="Mongolian Baiti"/>
+        <a:font script="Viet" typeface="Arial"/>
+        <a:font script="Uigh" typeface="Microsoft Uighur"/>
+        <a:font script="Geor" typeface="Sylfaen"/>
+        <a:font script="Armn" typeface="Arial"/>
+        <a:font script="Bugi" typeface="Leelawadee UI"/>
+        <a:font script="Bopo" typeface="Microsoft JhengHei"/>
+        <a:font script="Java" typeface="Javanese Text"/>
+        <a:font script="Lisu" typeface="Segoe UI"/>
+        <a:font script="Mymr" typeface="Myanmar Text"/>
+        <a:font script="Nkoo" typeface="Ebrima"/>
+        <a:font script="Olck" typeface="Nirmala UI"/>
+        <a:font script="Osma" typeface="Ebrima"/>
+        <a:font script="Phag" typeface="Phagspa"/>
+        <a:font script="Syrn" typeface="Estrangelo Edessa"/>
+        <a:font script="Syrj" typeface="Estrangelo Edessa"/>
+        <a:font script="Syre" typeface="Estrangelo Edessa"/>
+        <a:font script="Sora" typeface="Nirmala UI"/>
+        <a:font script="Tale" typeface="Microsoft Tai Le"/>
+        <a:font script="Talu" typeface="Microsoft New Tai Lue"/>
+        <a:font script="Tfng" typeface="Ebrima"/>
+      </a:minorFont>
+    </a:fontScheme>
+    <a:fmtScheme name="Office">
+      <a:fillStyleLst>
+        <a:solidFill>
+          <a:schemeClr val="phClr"/>
+        </a:solidFill>
+        <a:gradFill rotWithShape="true">
+          <a:gsLst>
+            <a:gs pos="0">
+              <a:schemeClr val="phClr">
+                <a:lumMod val="110000"/>
+                <a:satMod val="105000"/>
+                <a:tint val="67000"/>
+              </a:schemeClr>
+            </a:gs>
+            <a:gs pos="50000">
+              <a:schemeClr val="phClr">
+                <a:lumMod val="105000"/>
+                <a:satMod val="103000"/>
+                <a:tint val="73000"/>
+              </a:schemeClr>
+            </a:gs>
+            <a:gs pos="100000">
+              <a:schemeClr val="phClr">
+                <a:lumMod val="105000"/>
+                <a:satMod val="109000"/>
+                <a:tint val="81000"/>
+              </a:schemeClr>
+            </a:gs>
+          </a:gsLst>
+          <a:lin ang="5400000" scaled="false"/>
+        </a:gradFill>
+        <a:gradFill rotWithShape="true">
+          <a:gsLst>
+            <a:gs pos="0">
+              <a:schemeClr val="phClr">
+                <a:satMod val="103000"/>
+                <a:lumMod val="102000"/>
+                <a:tint val="94000"/>
+              </a:schemeClr>
+            </a:gs>
+            <a:gs pos="50000">
+              <a:schemeClr val="phClr">
+                <a:satMod val="110000"/>
+                <a:lumMod val="100000"/>
+                <a:shade val="100000"/>
+              </a:schemeClr>
+            </a:gs>
+            <a:gs pos="100000">
+              <a:schemeClr val="phClr">
+                <a:lumMod val="99000"/>
+                <a:satMod val="120000"/>
+                <a:shade val="78000"/>
+              </a:schemeClr>
+            </a:gs>
+          </a:gsLst>
+          <a:lin ang="5400000" scaled="false"/>
+        </a:gradFill>
+      </a:fillStyleLst>
+      <a:lnStyleLst>
+        <a:ln w="6350" cap="flat" cmpd="sng" algn="ctr">
+          <a:solidFill>
+            <a:schemeClr val="phClr"/>
+          </a:solidFill>
+          <a:prstDash val="solid"/>
+          <a:miter lim="800000"/>
+        </a:ln>
+        <a:ln w="12700" cap="flat" cmpd="sng" algn="ctr">
+          <a:solidFill>
+            <a:schemeClr val="phClr"/>
+          </a:solidFill>
+          <a:prstDash val="solid"/>
+          <a:miter lim="800000"/>
+        </a:ln>
+        <a:ln w="19050" cap="flat" cmpd="sng" algn="ctr">
+          <a:solidFill>
+            <a:schemeClr val="phClr"/>
+          </a:solidFill>
+          <a:prstDash val="solid"/>
+          <a:miter lim="800000"/>
+        </a:ln>
+      </a:lnStyleLst>
+      <a:effectStyleLst>
+        <a:effectStyle>
+          <a:effectLst/>
+        </a:effectStyle>
+        <a:effectStyle>
+          <a:effectLst/>
+        </a:effectStyle>
+        <a:effectStyle>
+          <a:effectLst>
+            <a:outerShdw blurRad="57150" dist="19050" dir="5400000" algn="ctr" rotWithShape="false">
+              <a:srgbClr val="000000">
+                <a:alpha val="63000"/>
+              </a:srgbClr>
+            </a:outerShdw>
+          </a:effectLst>
+        </a:effectStyle>
+      </a:effectStyleLst>
+      <a:bgFillStyleLst>
+        <a:solidFill>
+          <a:schemeClr val="phClr"/>
+        </a:solidFill>
+        <a:solidFill>
+          <a:schemeClr val="phClr">
+            <a:tint val="95000"/>
+            <a:satMod val="170000"/>
+          </a:schemeClr>
+        </a:solidFill>
+        <a:gradFill rotWithShape="true">
+          <a:gsLst>
+            <a:gs pos="0">
+              <a:schemeClr val="phClr">
+                <a:tint val="93000"/>
+                <a:satMod val="150000"/>
+                <a:shade val="98000"/>
+                <a:lumMod val="102000"/>
+              </a:schemeClr>
+            </a:gs>
+            <a:gs pos="50000">
+              <a:schemeClr val="phClr">
+                <a:tint val="98000"/>
+                <a:satMod val="130000"/>
+                <a:shade val="90000"/>
+                <a:lumMod val="103000"/>
+              </a:schemeClr>
+            </a:gs>
+            <a:gs pos="100000">
+              <a:schemeClr val="phClr">
+                <a:shade val="63000"/>
+                <a:satMod val="120000"/>
+              </a:schemeClr>
+            </a:gs>
+          </a:gsLst>
+          <a:lin ang="5400000" scaled="false"/>
+        </a:gradFill>
+      </a:bgFillStyleLst>
+    </a:fmtScheme>
+  </a:themeElements>
+  <a:objectDefaults/>
+  <a:extraClrSchemeLst/>
+</a:theme>
 </file>
--- a/docs/MeshPlugin_Инструкция.docx
+++ b/docs/MeshPlugin_Инструкция.docx
@@ -1498,7 +1498,7 @@
                 <w:b w:val="false"/>
                 <w:bCs w:val="false"/>
               </w:rPr>
-              <w:t xml:space="preserve">Плита другой толщины на участке (по желанию): выбрать контуры и назначить толщину</w:t>
+              <w:t xml:space="preserve">Плита другой толщины на участке (по желанию): контуры, толщина и разрез сетки без сдвига узлов</w:t>
             </w:r>
           </w:p>
         </w:tc>
@@ -2784,17 +2784,36 @@
       </w:pPr>
       <w:r>
         <w:rPr>
+          <w:b w:val="false"/>
+          <w:bCs w:val="false"/>
+        </w:rPr>
+        <w:t xml:space="preserve">Команда </w:t>
+      </w:r>
+      <w:r>
+        <w:rPr>
           <w:b/>
           <w:bCs/>
         </w:rPr>
-        <w:t xml:space="preserve">Сетку команда не меняет.</w:t>
-      </w:r>
-      <w:r>
-        <w:rPr>
-          <w:b w:val="false"/>
-          <w:bCs w:val="false"/>
-        </w:rPr>
-        <w:t xml:space="preserve"> Совместите границы участков с рёбрами элементов вручную. При </w:t>
+        <w:t xml:space="preserve">разрезает рёбра готовой сетки в пересечениях с выбранными контурами</w:t>
+      </w:r>
+      <w:r>
+        <w:rPr>
+          <w:b w:val="false"/>
+          <w:bCs w:val="false"/>
+        </w:rPr>
+        <w:t xml:space="preserve"> и добавляет линии по границам участков. Существующие узлы не сдвигаются; допуска подтяжки нет. Совпадающие линии не дублируются. Перед правкой команда сохраняет чертёж.</w:t>
+      </w:r>
+    </w:p>
+    <w:p>
+      <w:pPr>
+        <w:spacing w:after="120" w:line="276"/>
+      </w:pPr>
+      <w:r>
+        <w:rPr>
+          <w:b w:val="false"/>
+          <w:bCs w:val="false"/>
+        </w:rPr>
+        <w:t xml:space="preserve">При </w:t>
       </w:r>
       <w:r>
         <w:rPr>
@@ -2811,7 +2830,7 @@
           <w:b w:val="false"/>
           <w:bCs w:val="false"/>
         </w:rPr>
-        <w:t xml:space="preserve"> элементы плиты внутри участка получат отдельную жёсткость GEI с заданной толщиной; расшифровка появится в файле легенды рядом с задачей.</w:t>
+        <w:t xml:space="preserve"> части плиты внутри участка получат отдельную жёсткость GEI с заданной толщиной; расшифровка появится в файле легенды рядом с задачей. При вложении контуров действует меньший по площади участок. Отметка плиты по высоте не меняется.</w:t>
       </w:r>
     </w:p>
     <w:p>
@@ -2823,7 +2842,24 @@
           <w:b w:val="false"/>
           <w:bCs w:val="false"/>
         </w:rPr>
-        <w:t xml:space="preserve">Участок выбирается по центру элемента. Если контур пересекает элемент, толщина назначается всему элементу по его центру. Для вложенных участков приоритет имеет меньший по площади контур. Отметка плиты по высоте не меняется.</w:t>
+        <w:t xml:space="preserve">Если контур целиком внутри одной ячейки или касается сетки только в одной точке, команда не запишет разрез. Проведите линии сетки через участок вручную и повторите </w:t>
+      </w:r>
+      <w:r>
+        <w:rPr>
+          <w:rFonts w:ascii="Consolas" w:cs="Consolas" w:eastAsia="Consolas" w:hAnsi="Consolas"/>
+          <w:b w:val="false"/>
+          <w:bCs w:val="false"/>
+          <w:sz w:val="20"/>
+          <w:szCs w:val="20"/>
+        </w:rPr>
+        <w:t xml:space="preserve">LIRTHICK</w:t>
+      </w:r>
+      <w:r>
+        <w:rPr>
+          <w:b w:val="false"/>
+          <w:bCs w:val="false"/>
+        </w:rPr>
+        <w:t xml:space="preserve">. Когда сетки ещё нет, команда только регистрирует толщину.</w:t>
       </w:r>
     </w:p>
     <w:p>
@@ -2875,7 +2911,7 @@
                 <w:b w:val="false"/>
                 <w:bCs w:val="false"/>
               </w:rPr>
-              <w:t xml:space="preserve">пилоны сохраняют свои жёсткости. После повторного </w:t>
+              <w:t xml:space="preserve">пилоны сохраняют свои жёсткости, новые линии внутри отверстий не добавляются. После повторного </w:t>
             </w:r>
             <w:r>
               <w:rPr>
@@ -2892,7 +2928,7 @@
                 <w:b w:val="false"/>
                 <w:bCs w:val="false"/>
               </w:rPr>
-              <w:t xml:space="preserve"> контуры с толщинами остаются, но сетку у их границ нужно проверить и поправить вручную. Повторять </w:t>
+              <w:t xml:space="preserve"> или ручных изменений у границ снова вызовите </w:t>
             </w:r>
             <w:r>
               <w:rPr>
@@ -2909,7 +2945,7 @@
                 <w:b w:val="false"/>
                 <w:bCs w:val="false"/>
               </w:rPr>
-              <w:t xml:space="preserve"> для сохранённых контуров не требуется.</w:t>
+              <w:t xml:space="preserve"> на нужных контурах. Повторный вызов на неизменённой сетке безопасен.</w:t>
             </w:r>
           </w:p>
         </w:tc>
